--- a/Buzzjuice_Courses-Registration_Orientation.docx
+++ b/Buzzjuice_Courses-Registration_Orientation.docx
@@ -1123,7 +1123,29 @@
           <w:szCs w:val="24"/>
           <w:lang w:eastAsia="en-GH"/>
         </w:rPr>
-        <w:t>When you complete orientation and pass the quiz, you’ll:</w:t>
+        <w:t xml:space="preserve">When </w:t>
+      </w:r>
+      <w:proofErr w:type="gramStart"/>
+      <w:r>
+        <w:rPr>
+          <w:rFonts w:ascii="Segoe UI" w:eastAsia="Times New Roman" w:hAnsi="Segoe UI" w:cs="Segoe UI"/>
+          <w:color w:val="1F2328"/>
+          <w:sz w:val="24"/>
+          <w:szCs w:val="24"/>
+          <w:lang w:eastAsia="en-GH"/>
+        </w:rPr>
+        <w:t>you</w:t>
+      </w:r>
+      <w:proofErr w:type="gramEnd"/>
+      <w:r>
+        <w:rPr>
+          <w:rFonts w:ascii="Segoe UI" w:eastAsia="Times New Roman" w:hAnsi="Segoe UI" w:cs="Segoe UI"/>
+          <w:color w:val="1F2328"/>
+          <w:sz w:val="24"/>
+          <w:szCs w:val="24"/>
+          <w:lang w:eastAsia="en-GH"/>
+        </w:rPr>
+        <w:t xml:space="preserve"> complete orientation and pass the quiz, you’ll:</w:t>
       </w:r>
     </w:p>
     <w:p>
@@ -3191,7 +3213,29 @@
           <w:szCs w:val="24"/>
           <w:lang w:eastAsia="en-GH"/>
         </w:rPr>
-        <w:t>All your course, lesson, and quiz progress is automatically tracked on your dashboard.</w:t>
+        <w:t xml:space="preserve">All your course, lesson, and quiz progress </w:t>
+      </w:r>
+      <w:proofErr w:type="gramStart"/>
+      <w:r>
+        <w:rPr>
+          <w:rFonts w:ascii="Segoe UI" w:eastAsia="Times New Roman" w:hAnsi="Segoe UI" w:cs="Segoe UI"/>
+          <w:color w:val="1F2328"/>
+          <w:sz w:val="24"/>
+          <w:szCs w:val="24"/>
+          <w:lang w:eastAsia="en-GH"/>
+        </w:rPr>
+        <w:t>is</w:t>
+      </w:r>
+      <w:proofErr w:type="gramEnd"/>
+      <w:r>
+        <w:rPr>
+          <w:rFonts w:ascii="Segoe UI" w:eastAsia="Times New Roman" w:hAnsi="Segoe UI" w:cs="Segoe UI"/>
+          <w:color w:val="1F2328"/>
+          <w:sz w:val="24"/>
+          <w:szCs w:val="24"/>
+          <w:lang w:eastAsia="en-GH"/>
+        </w:rPr>
+        <w:t xml:space="preserve"> automatically tracked on your dashboard.</w:t>
       </w:r>
     </w:p>
     <w:p>
@@ -4008,7 +4052,7 @@
       </w:pPr>
       <w:r>
         <w:pict w14:anchorId="3FD07E60">
-          <v:rect id="_x0000_i1045" style="width:0;height:3pt" o:hralign="center" o:hrstd="t" o:hr="t" fillcolor="#a0a0a0" stroked="f"/>
+          <v:rect id="_x0000_i1044" style="width:0;height:3pt" o:hralign="center" o:hrstd="t" o:hr="t" fillcolor="#a0a0a0" stroked="f"/>
         </w:pict>
       </w:r>
     </w:p>
@@ -4185,7 +4229,7 @@
       </w:pPr>
       <w:r>
         <w:pict w14:anchorId="3C8CEFC2">
-          <v:rect id="_x0000_i1046" style="width:0;height:3pt" o:hralign="center" o:hrstd="t" o:hr="t" fillcolor="#a0a0a0" stroked="f"/>
+          <v:rect id="_x0000_i1045" style="width:0;height:3pt" o:hralign="center" o:hrstd="t" o:hr="t" fillcolor="#a0a0a0" stroked="f"/>
         </w:pict>
       </w:r>
     </w:p>
@@ -4403,7 +4447,7 @@
       <w:r>
         <w:lastRenderedPageBreak/>
         <w:pict w14:anchorId="05D6B8E0">
-          <v:rect id="_x0000_i1047" style="width:0;height:3pt" o:hralign="center" o:hrstd="t" o:hr="t" fillcolor="#a0a0a0" stroked="f"/>
+          <v:rect id="_x0000_i1046" style="width:0;height:3pt" o:hralign="center" o:hrstd="t" o:hr="t" fillcolor="#a0a0a0" stroked="f"/>
         </w:pict>
       </w:r>
     </w:p>
@@ -4469,7 +4513,23 @@
           <w:rFonts w:ascii="Segoe UI" w:hAnsi="Segoe UI" w:cs="Segoe UI"/>
           <w:color w:val="1F2328"/>
         </w:rPr>
-        <w:t> Each course and lesson displays the percent you’ve completed</w:t>
+        <w:t xml:space="preserve"> Each course and lesson </w:t>
+      </w:r>
+      <w:proofErr w:type="gramStart"/>
+      <w:r>
+        <w:rPr>
+          <w:rFonts w:ascii="Segoe UI" w:hAnsi="Segoe UI" w:cs="Segoe UI"/>
+          <w:color w:val="1F2328"/>
+        </w:rPr>
+        <w:t>displays</w:t>
+      </w:r>
+      <w:proofErr w:type="gramEnd"/>
+      <w:r>
+        <w:rPr>
+          <w:rFonts w:ascii="Segoe UI" w:hAnsi="Segoe UI" w:cs="Segoe UI"/>
+          <w:color w:val="1F2328"/>
+        </w:rPr>
+        <w:t xml:space="preserve"> the percent you’ve completed</w:t>
       </w:r>
     </w:p>
     <w:p>
@@ -4574,7 +4634,7 @@
       </w:pPr>
       <w:r>
         <w:pict w14:anchorId="197F2339">
-          <v:rect id="_x0000_i1048" style="width:0;height:3pt" o:hralign="center" o:hrstd="t" o:hr="t" fillcolor="#a0a0a0" stroked="f"/>
+          <v:rect id="_x0000_i1047" style="width:0;height:3pt" o:hralign="center" o:hrstd="t" o:hr="t" fillcolor="#a0a0a0" stroked="f"/>
         </w:pict>
       </w:r>
     </w:p>
@@ -4718,7 +4778,7 @@
       </w:pPr>
       <w:r>
         <w:pict w14:anchorId="3D76FDE0">
-          <v:rect id="_x0000_i1049" style="width:0;height:3pt" o:hralign="center" o:hrstd="t" o:hr="t" fillcolor="#a0a0a0" stroked="f"/>
+          <v:rect id="_x0000_i1048" style="width:0;height:3pt" o:hralign="center" o:hrstd="t" o:hr="t" fillcolor="#a0a0a0" stroked="f"/>
         </w:pict>
       </w:r>
     </w:p>
@@ -4865,7 +4925,7 @@
       </w:pPr>
       <w:r>
         <w:pict w14:anchorId="18F64EBF">
-          <v:rect id="_x0000_i1050" style="width:0;height:3pt" o:hralign="center" o:hrstd="t" o:hr="t" fillcolor="#a0a0a0" stroked="f"/>
+          <v:rect id="_x0000_i1049" style="width:0;height:3pt" o:hralign="center" o:hrstd="t" o:hr="t" fillcolor="#a0a0a0" stroked="f"/>
         </w:pict>
       </w:r>
     </w:p>
@@ -4989,7 +5049,7 @@
       </w:pPr>
       <w:r>
         <w:pict w14:anchorId="3C37BD18">
-          <v:rect id="_x0000_i1051" style="width:0;height:3pt" o:hralign="center" o:hrstd="t" o:hr="t" fillcolor="#a0a0a0" stroked="f"/>
+          <v:rect id="_x0000_i1050" style="width:0;height:3pt" o:hralign="center" o:hrstd="t" o:hr="t" fillcolor="#a0a0a0" stroked="f"/>
         </w:pict>
       </w:r>
     </w:p>
@@ -5129,7 +5189,7 @@
       </w:pPr>
       <w:r>
         <w:pict w14:anchorId="415E150A">
-          <v:rect id="_x0000_i1052" style="width:0;height:3pt" o:hralign="center" o:hrstd="t" o:hr="t" fillcolor="#a0a0a0" stroked="f"/>
+          <v:rect id="_x0000_i1051" style="width:0;height:3pt" o:hralign="center" o:hrstd="t" o:hr="t" fillcolor="#a0a0a0" stroked="f"/>
         </w:pict>
       </w:r>
     </w:p>
@@ -5210,7 +5270,7 @@
       </w:pPr>
       <w:r>
         <w:pict w14:anchorId="5159F9DF">
-          <v:rect id="_x0000_i1053" style="width:0;height:3pt" o:hralign="center" o:hrstd="t" o:hr="t" fillcolor="#a0a0a0" stroked="f"/>
+          <v:rect id="_x0000_i1052" style="width:0;height:3pt" o:hralign="center" o:hrstd="t" o:hr="t" fillcolor="#a0a0a0" stroked="f"/>
         </w:pict>
       </w:r>
     </w:p>
@@ -5329,7 +5389,7 @@
           <w:lang w:eastAsia="en-GH"/>
         </w:rPr>
         <w:pict w14:anchorId="731E54B4">
-          <v:rect id="_x0000_i1054" style="width:0;height:3pt" o:hralign="center" o:hrstd="t" o:hr="t" fillcolor="#a0a0a0" stroked="f"/>
+          <v:rect id="_x0000_i1053" style="width:0;height:3pt" o:hralign="center" o:hrstd="t" o:hr="t" fillcolor="#a0a0a0" stroked="f"/>
         </w:pict>
       </w:r>
     </w:p>
@@ -5437,7 +5497,7 @@
           <w:lang w:eastAsia="en-GH"/>
         </w:rPr>
         <w:pict w14:anchorId="6DA47B7E">
-          <v:rect id="_x0000_i1055" style="width:0;height:3pt" o:hralign="center" o:hrstd="t" o:hr="t" fillcolor="#a0a0a0" stroked="f"/>
+          <v:rect id="_x0000_i1054" style="width:0;height:3pt" o:hralign="center" o:hrstd="t" o:hr="t" fillcolor="#a0a0a0" stroked="f"/>
         </w:pict>
       </w:r>
     </w:p>
@@ -5635,8 +5695,20 @@
           <w:szCs w:val="24"/>
           <w:lang w:eastAsia="en-GH"/>
         </w:rPr>
-        <w:t>Which plans are available &amp; how to choose</w:t>
-      </w:r>
+        <w:t xml:space="preserve">Which plans are available &amp; how to </w:t>
+      </w:r>
+      <w:proofErr w:type="gramStart"/>
+      <w:r>
+        <w:rPr>
+          <w:rFonts w:ascii="Segoe UI" w:eastAsia="Times New Roman" w:hAnsi="Segoe UI" w:cs="Segoe UI"/>
+          <w:color w:val="1F2328"/>
+          <w:sz w:val="24"/>
+          <w:szCs w:val="24"/>
+          <w:lang w:eastAsia="en-GH"/>
+        </w:rPr>
+        <w:t>choose</w:t>
+      </w:r>
+      <w:proofErr w:type="gramEnd"/>
     </w:p>
     <w:p>
       <w:pPr>
@@ -5740,7 +5812,7 @@
           <w:lang w:eastAsia="en-GH"/>
         </w:rPr>
         <w:pict w14:anchorId="5A228596">
-          <v:rect id="_x0000_i1056" style="width:0;height:3pt" o:hralign="center" o:hrstd="t" o:hr="t" fillcolor="#a0a0a0" stroked="f"/>
+          <v:rect id="_x0000_i1055" style="width:0;height:3pt" o:hralign="center" o:hrstd="t" o:hr="t" fillcolor="#a0a0a0" stroked="f"/>
         </w:pict>
       </w:r>
     </w:p>
@@ -5960,7 +6032,7 @@
           <w:lang w:eastAsia="en-GH"/>
         </w:rPr>
         <w:pict w14:anchorId="796BAC39">
-          <v:rect id="_x0000_i1057" style="width:0;height:3pt" o:hralign="center" o:hrstd="t" o:hr="t" fillcolor="#a0a0a0" stroked="f"/>
+          <v:rect id="_x0000_i1056" style="width:0;height:3pt" o:hralign="center" o:hrstd="t" o:hr="t" fillcolor="#a0a0a0" stroked="f"/>
         </w:pict>
       </w:r>
     </w:p>
@@ -7053,7 +7125,7 @@
           <w:lang w:eastAsia="en-GH"/>
         </w:rPr>
         <w:pict w14:anchorId="32BAF3A7">
-          <v:rect id="_x0000_i1058" style="width:0;height:3pt" o:hralign="center" o:hrstd="t" o:hr="t" fillcolor="#a0a0a0" stroked="f"/>
+          <v:rect id="_x0000_i1057" style="width:0;height:3pt" o:hralign="center" o:hrstd="t" o:hr="t" fillcolor="#a0a0a0" stroked="f"/>
         </w:pict>
       </w:r>
       <w:bookmarkEnd w:id="2"/>
@@ -7263,7 +7335,7 @@
           <w:lang w:eastAsia="en-GH"/>
         </w:rPr>
         <w:pict w14:anchorId="49222BB4">
-          <v:rect id="_x0000_i1059" style="width:0;height:3pt" o:hralign="center" o:hrstd="t" o:hr="t" fillcolor="#a0a0a0" stroked="f"/>
+          <v:rect id="_x0000_i1058" style="width:0;height:3pt" o:hralign="center" o:hrstd="t" o:hr="t" fillcolor="#a0a0a0" stroked="f"/>
         </w:pict>
       </w:r>
     </w:p>
@@ -7511,7 +7583,7 @@
           <w:lang w:eastAsia="en-GH"/>
         </w:rPr>
         <w:pict w14:anchorId="3EF370A8">
-          <v:rect id="_x0000_i1060" style="width:0;height:3pt" o:hralign="center" o:hrstd="t" o:hr="t" fillcolor="#a0a0a0" stroked="f"/>
+          <v:rect id="_x0000_i1059" style="width:0;height:3pt" o:hralign="center" o:hrstd="t" o:hr="t" fillcolor="#a0a0a0" stroked="f"/>
         </w:pict>
       </w:r>
     </w:p>
@@ -7708,7 +7780,7 @@
           <w:lang w:eastAsia="en-GH"/>
         </w:rPr>
         <w:pict w14:anchorId="1C35B5D3">
-          <v:rect id="_x0000_i1061" style="width:0;height:3pt" o:hralign="center" o:hrstd="t" o:hr="t" fillcolor="#a0a0a0" stroked="f"/>
+          <v:rect id="_x0000_i1060" style="width:0;height:3pt" o:hralign="center" o:hrstd="t" o:hr="t" fillcolor="#a0a0a0" stroked="f"/>
         </w:pict>
       </w:r>
     </w:p>
@@ -7951,7 +8023,7 @@
           <w:lang w:eastAsia="en-GH"/>
         </w:rPr>
         <w:pict w14:anchorId="538D1C7E">
-          <v:rect id="_x0000_i1062" style="width:0;height:3pt" o:hralign="center" o:hrstd="t" o:hr="t" fillcolor="#a0a0a0" stroked="f"/>
+          <v:rect id="_x0000_i1061" style="width:0;height:3pt" o:hralign="center" o:hrstd="t" o:hr="t" fillcolor="#a0a0a0" stroked="f"/>
         </w:pict>
       </w:r>
     </w:p>
@@ -8058,7 +8130,29 @@
           <w:szCs w:val="24"/>
           <w:lang w:eastAsia="en-GH"/>
         </w:rPr>
-        <w:t> (after 1</w:t>
+        <w:t> (</w:t>
+      </w:r>
+      <w:proofErr w:type="gramStart"/>
+      <w:r>
+        <w:rPr>
+          <w:rFonts w:ascii="Segoe UI" w:eastAsia="Times New Roman" w:hAnsi="Segoe UI" w:cs="Segoe UI"/>
+          <w:color w:val="1F2328"/>
+          <w:sz w:val="24"/>
+          <w:szCs w:val="24"/>
+          <w:lang w:eastAsia="en-GH"/>
+        </w:rPr>
+        <w:t>after</w:t>
+      </w:r>
+      <w:proofErr w:type="gramEnd"/>
+      <w:r>
+        <w:rPr>
+          <w:rFonts w:ascii="Segoe UI" w:eastAsia="Times New Roman" w:hAnsi="Segoe UI" w:cs="Segoe UI"/>
+          <w:color w:val="1F2328"/>
+          <w:sz w:val="24"/>
+          <w:szCs w:val="24"/>
+          <w:lang w:eastAsia="en-GH"/>
+        </w:rPr>
+        <w:t xml:space="preserve"> 1</w:t>
       </w:r>
       <w:r>
         <w:rPr>
@@ -8130,7 +8224,7 @@
           <w:lang w:eastAsia="en-GH"/>
         </w:rPr>
         <w:pict w14:anchorId="678AFA7E">
-          <v:rect id="_x0000_i1063" style="width:0;height:3pt" o:hralign="center" o:hrstd="t" o:hr="t" fillcolor="#a0a0a0" stroked="f"/>
+          <v:rect id="_x0000_i1062" style="width:0;height:3pt" o:hralign="center" o:hrstd="t" o:hr="t" fillcolor="#a0a0a0" stroked="f"/>
         </w:pict>
       </w:r>
     </w:p>
@@ -8348,7 +8442,7 @@
           <w:lang w:eastAsia="en-GH"/>
         </w:rPr>
         <w:pict w14:anchorId="59B8A31E">
-          <v:rect id="_x0000_i1064" style="width:0;height:3pt" o:hralign="center" o:hrstd="t" o:hr="t" fillcolor="#a0a0a0" stroked="f"/>
+          <v:rect id="_x0000_i1063" style="width:0;height:3pt" o:hralign="center" o:hrstd="t" o:hr="t" fillcolor="#a0a0a0" stroked="f"/>
         </w:pict>
       </w:r>
     </w:p>
@@ -8467,7 +8561,7 @@
           <w:lang w:eastAsia="en-GH"/>
         </w:rPr>
         <w:pict w14:anchorId="1B568C98">
-          <v:rect id="_x0000_i1065" style="width:0;height:3pt" o:hralign="center" o:hrstd="t" o:hr="t" fillcolor="#a0a0a0" stroked="f"/>
+          <v:rect id="_x0000_i1064" style="width:0;height:3pt" o:hralign="center" o:hrstd="t" o:hr="t" fillcolor="#a0a0a0" stroked="f"/>
         </w:pict>
       </w:r>
     </w:p>
@@ -8575,7 +8669,7 @@
           <w:lang w:eastAsia="en-GH"/>
         </w:rPr>
         <w:pict w14:anchorId="625C5CC3">
-          <v:rect id="_x0000_i1185" style="width:0;height:3pt" o:hralign="center" o:bullet="t" o:hrstd="t" o:hr="t" fillcolor="#a0a0a0" stroked="f"/>
+          <v:rect id="_x0000_i1065" style="width:0;height:3pt" o:hralign="center" o:bullet="t" o:hrstd="t" o:hr="t" fillcolor="#a0a0a0" stroked="f"/>
         </w:pict>
       </w:r>
     </w:p>
@@ -8668,7 +8762,7 @@
       </w:pPr>
       <w:r>
         <w:pict w14:anchorId="7CABDB28">
-          <v:rect id="_x0000_i1084" style="width:0;height:3pt" o:hralign="center" o:hrstd="t" o:hr="t" fillcolor="#a0a0a0" stroked="f"/>
+          <v:rect id="_x0000_i1066" style="width:0;height:3pt" o:hralign="center" o:hrstd="t" o:hr="t" fillcolor="#a0a0a0" stroked="f"/>
         </w:pict>
       </w:r>
     </w:p>
@@ -8734,7 +8828,7 @@
       </w:pPr>
       <w:r>
         <w:pict w14:anchorId="68037801">
-          <v:rect id="_x0000_i1085" style="width:0;height:3pt" o:hralign="center" o:hrstd="t" o:hr="t" fillcolor="#a0a0a0" stroked="f"/>
+          <v:rect id="_x0000_i1067" style="width:0;height:3pt" o:hralign="center" o:hrstd="t" o:hr="t" fillcolor="#a0a0a0" stroked="f"/>
         </w:pict>
       </w:r>
     </w:p>
@@ -8932,6 +9026,54 @@
     </w:p>
     <w:p>
       <w:pPr>
+        <w:pStyle w:val="ListParagraph"/>
+        <w:numPr>
+          <w:ilvl w:val="0"/>
+          <w:numId w:val="29"/>
+        </w:numPr>
+        <w:spacing w:before="100" w:beforeAutospacing="1" w:after="100" w:afterAutospacing="1" w:line="240" w:lineRule="auto"/>
+        <w:rPr>
+          <w:rFonts w:ascii="Times New Roman" w:eastAsia="Times New Roman" w:hAnsi="Times New Roman" w:cs="Times New Roman"/>
+          <w:sz w:val="24"/>
+          <w:szCs w:val="24"/>
+          <w:lang w:eastAsia="en-GH"/>
+        </w:rPr>
+      </w:pPr>
+      <w:r>
+        <w:rPr>
+          <w:rFonts w:ascii="Times New Roman" w:eastAsia="Times New Roman" w:hAnsi="Times New Roman" w:cs="Times New Roman"/>
+          <w:b/>
+          <w:bCs/>
+          <w:sz w:val="24"/>
+          <w:szCs w:val="24"/>
+          <w:lang w:eastAsia="en-GH"/>
+        </w:rPr>
+        <w:t xml:space="preserve">Let's get started! </w:t>
+      </w:r>
+      <w:r>
+        <w:rPr>
+          <w:rFonts w:ascii="Segoe UI Emoji" w:eastAsia="Times New Roman" w:hAnsi="Segoe UI Emoji" w:cs="Segoe UI Emoji"/>
+          <w:b/>
+          <w:bCs/>
+          <w:sz w:val="24"/>
+          <w:szCs w:val="24"/>
+          <w:lang w:eastAsia="en-GH"/>
+        </w:rPr>
+        <w:t>👇</w:t>
+      </w:r>
+    </w:p>
+    <w:p>
+      <w:pPr>
+        <w:shd w:val="clear" w:color="auto" w:fill="FFFFFF"/>
+        <w:spacing w:before="60" w:after="100" w:afterAutospacing="1" w:line="240" w:lineRule="auto"/>
+        <w:rPr>
+          <w:rFonts w:ascii="Segoe UI" w:hAnsi="Segoe UI" w:cs="Segoe UI"/>
+          <w:color w:val="1F2328"/>
+        </w:rPr>
+      </w:pPr>
+    </w:p>
+    <w:p>
+      <w:pPr>
         <w:spacing w:before="360" w:after="360"/>
         <w:rPr>
           <w:rFonts w:ascii="Times New Roman" w:hAnsi="Times New Roman" w:cs="Times New Roman"/>
@@ -8939,7 +9081,7 @@
       </w:pPr>
       <w:r>
         <w:pict w14:anchorId="681F9C8C">
-          <v:rect id="_x0000_i1086" style="width:0;height:3pt" o:hralign="center" o:hrstd="t" o:hr="t" fillcolor="#a0a0a0" stroked="f"/>
+          <v:rect id="_x0000_i1068" style="width:0;height:3pt" o:hralign="center" o:hrstd="t" o:hr="t" fillcolor="#a0a0a0" stroked="f"/>
         </w:pict>
       </w:r>
     </w:p>
@@ -9163,6 +9305,7 @@
           <w:rFonts w:ascii="Segoe UI" w:hAnsi="Segoe UI" w:cs="Segoe UI"/>
           <w:color w:val="1F2328"/>
         </w:rPr>
+        <w:lastRenderedPageBreak/>
         <w:t>Tip:</w:t>
       </w:r>
       <w:r>
@@ -9189,7 +9332,6 @@
           <w:rFonts w:ascii="Segoe UI" w:hAnsi="Segoe UI" w:cs="Segoe UI"/>
           <w:color w:val="1F2328"/>
         </w:rPr>
-        <w:lastRenderedPageBreak/>
         <w:t>Action Step:</w:t>
       </w:r>
       <w:r>
@@ -9210,7 +9352,7 @@
       </w:pPr>
       <w:r>
         <w:pict w14:anchorId="1FC58D10">
-          <v:rect id="_x0000_i1087" style="width:0;height:3pt" o:hralign="center" o:hrstd="t" o:hr="t" fillcolor="#a0a0a0" stroked="f"/>
+          <v:rect id="_x0000_i1069" style="width:0;height:3pt" o:hralign="center" o:hrstd="t" o:hr="t" fillcolor="#a0a0a0" stroked="f"/>
         </w:pict>
       </w:r>
     </w:p>
@@ -9459,7 +9601,7 @@
       </w:pPr>
       <w:r>
         <w:pict w14:anchorId="78C16F5B">
-          <v:rect id="_x0000_i1088" style="width:0;height:3pt" o:hralign="center" o:hrstd="t" o:hr="t" fillcolor="#a0a0a0" stroked="f"/>
+          <v:rect id="_x0000_i1070" style="width:0;height:3pt" o:hralign="center" o:hrstd="t" o:hr="t" fillcolor="#a0a0a0" stroked="f"/>
         </w:pict>
       </w:r>
     </w:p>
@@ -9627,7 +9769,7 @@
       </w:pPr>
       <w:r>
         <w:pict w14:anchorId="2FDA0061">
-          <v:rect id="_x0000_i1089" style="width:0;height:3pt" o:hralign="center" o:hrstd="t" o:hr="t" fillcolor="#a0a0a0" stroked="f"/>
+          <v:rect id="_x0000_i1071" style="width:0;height:3pt" o:hralign="center" o:hrstd="t" o:hr="t" fillcolor="#a0a0a0" stroked="f"/>
         </w:pict>
       </w:r>
     </w:p>
@@ -9785,7 +9927,7 @@
       </w:pPr>
       <w:r>
         <w:pict w14:anchorId="594D48B4">
-          <v:rect id="_x0000_i1090" style="width:0;height:3pt" o:hralign="center" o:hrstd="t" o:hr="t" fillcolor="#a0a0a0" stroked="f"/>
+          <v:rect id="_x0000_i1072" style="width:0;height:3pt" o:hralign="center" o:hrstd="t" o:hr="t" fillcolor="#a0a0a0" stroked="f"/>
         </w:pict>
       </w:r>
     </w:p>
@@ -9925,7 +10067,7 @@
       </w:pPr>
       <w:r>
         <w:pict w14:anchorId="04EAF577">
-          <v:rect id="_x0000_i1091" style="width:0;height:3pt" o:hralign="center" o:hrstd="t" o:hr="t" fillcolor="#a0a0a0" stroked="f"/>
+          <v:rect id="_x0000_i1073" style="width:0;height:3pt" o:hralign="center" o:hrstd="t" o:hr="t" fillcolor="#a0a0a0" stroked="f"/>
         </w:pict>
       </w:r>
     </w:p>
@@ -10006,7 +10148,7 @@
       </w:pPr>
       <w:r>
         <w:pict w14:anchorId="44D78210">
-          <v:rect id="_x0000_i1092" style="width:0;height:3pt" o:hralign="center" o:hrstd="t" o:hr="t" fillcolor="#a0a0a0" stroked="f"/>
+          <v:rect id="_x0000_i1074" style="width:0;height:3pt" o:hralign="center" o:hrstd="t" o:hr="t" fillcolor="#a0a0a0" stroked="f"/>
         </w:pict>
       </w:r>
     </w:p>
@@ -10098,7 +10240,7 @@
       </w:pPr>
       <w:r>
         <w:pict w14:anchorId="1AA5839F">
-          <v:rect id="_x0000_i1093" style="width:0;height:3pt" o:hralign="center" o:hrstd="t" o:hr="t" fillcolor="#a0a0a0" stroked="f"/>
+          <v:rect id="_x0000_i1075" style="width:0;height:3pt" o:hralign="center" o:hrstd="t" o:hr="t" fillcolor="#a0a0a0" stroked="f"/>
         </w:pict>
       </w:r>
     </w:p>
@@ -10183,7 +10325,7 @@
       </w:pPr>
       <w:r>
         <w:pict w14:anchorId="141332A3">
-          <v:rect id="_x0000_i1109" style="width:0;height:3pt" o:hralign="center" o:hrstd="t" o:hr="t" fillcolor="#a0a0a0" stroked="f"/>
+          <v:rect id="_x0000_i1076" style="width:0;height:3pt" o:hralign="center" o:hrstd="t" o:hr="t" fillcolor="#a0a0a0" stroked="f"/>
         </w:pict>
       </w:r>
     </w:p>
@@ -10249,7 +10391,7 @@
       </w:pPr>
       <w:r>
         <w:pict w14:anchorId="3F8A4D77">
-          <v:rect id="_x0000_i1110" style="width:0;height:3pt" o:hralign="center" o:hrstd="t" o:hr="t" fillcolor="#a0a0a0" stroked="f"/>
+          <v:rect id="_x0000_i1077" style="width:0;height:3pt" o:hralign="center" o:hrstd="t" o:hr="t" fillcolor="#a0a0a0" stroked="f"/>
         </w:pict>
       </w:r>
     </w:p>
@@ -10355,7 +10497,7 @@
       </w:pPr>
       <w:r>
         <w:pict w14:anchorId="37CA9530">
-          <v:rect id="_x0000_i1111" style="width:0;height:3pt" o:hralign="center" o:hrstd="t" o:hr="t" fillcolor="#a0a0a0" stroked="f"/>
+          <v:rect id="_x0000_i1078" style="width:0;height:3pt" o:hralign="center" o:hrstd="t" o:hr="t" fillcolor="#a0a0a0" stroked="f"/>
         </w:pict>
       </w:r>
     </w:p>
@@ -10637,7 +10779,7 @@
       <w:r>
         <w:lastRenderedPageBreak/>
         <w:pict w14:anchorId="71CA2CCC">
-          <v:rect id="_x0000_i1112" style="width:0;height:3pt" o:hralign="center" o:hrstd="t" o:hr="t" fillcolor="#a0a0a0" stroked="f"/>
+          <v:rect id="_x0000_i1079" style="width:0;height:3pt" o:hralign="center" o:hrstd="t" o:hr="t" fillcolor="#a0a0a0" stroked="f"/>
         </w:pict>
       </w:r>
     </w:p>
@@ -10887,7 +11029,7 @@
       </w:pPr>
       <w:r>
         <w:pict w14:anchorId="7425908F">
-          <v:rect id="_x0000_i1113" style="width:0;height:3pt" o:hralign="center" o:hrstd="t" o:hr="t" fillcolor="#a0a0a0" stroked="f"/>
+          <v:rect id="_x0000_i1080" style="width:0;height:3pt" o:hralign="center" o:hrstd="t" o:hr="t" fillcolor="#a0a0a0" stroked="f"/>
         </w:pict>
       </w:r>
     </w:p>
@@ -10997,7 +11139,37 @@
           <w:rFonts w:ascii="Segoe UI" w:hAnsi="Segoe UI" w:cs="Segoe UI"/>
           <w:color w:val="1F2328"/>
         </w:rPr>
-        <w:t xml:space="preserve">20 questions, 20 minutes, </w:t>
+        <w:t>20 questions</w:t>
+      </w:r>
+      <w:r>
+        <w:rPr>
+          <w:rFonts w:ascii="Segoe UI" w:hAnsi="Segoe UI" w:cs="Segoe UI"/>
+          <w:color w:val="1F2328"/>
+          <w:lang w:val="en-US"/>
+        </w:rPr>
+        <w:t>, answer 10 questions</w:t>
+      </w:r>
+      <w:r>
+        <w:rPr>
+          <w:rFonts w:ascii="Segoe UI" w:hAnsi="Segoe UI" w:cs="Segoe UI"/>
+          <w:color w:val="1F2328"/>
+        </w:rPr>
+        <w:t xml:space="preserve">, </w:t>
+      </w:r>
+      <w:r>
+        <w:rPr>
+          <w:rFonts w:ascii="Segoe UI" w:hAnsi="Segoe UI" w:cs="Segoe UI"/>
+          <w:color w:val="1F2328"/>
+          <w:lang w:val="en-US"/>
+        </w:rPr>
+        <w:t>1</w:t>
+      </w:r>
+      <w:r>
+        <w:rPr>
+          <w:rFonts w:ascii="Segoe UI" w:hAnsi="Segoe UI" w:cs="Segoe UI"/>
+          <w:color w:val="1F2328"/>
+        </w:rPr>
+        <w:t xml:space="preserve">0 minutes, </w:t>
       </w:r>
       <w:r>
         <w:rPr>
@@ -11231,7 +11403,7 @@
       </w:pPr>
       <w:r>
         <w:pict w14:anchorId="6027A0EE">
-          <v:rect id="_x0000_i1114" style="width:0;height:3pt" o:hralign="center" o:hrstd="t" o:hr="t" fillcolor="#a0a0a0" stroked="f"/>
+          <v:rect id="_x0000_i1081" style="width:0;height:3pt" o:hralign="center" o:hrstd="t" o:hr="t" fillcolor="#a0a0a0" stroked="f"/>
         </w:pict>
       </w:r>
     </w:p>
@@ -11340,7 +11512,7 @@
       </w:pPr>
       <w:r>
         <w:pict w14:anchorId="6B55A259">
-          <v:rect id="_x0000_i1115" style="width:0;height:3pt" o:hralign="center" o:hrstd="t" o:hr="t" fillcolor="#a0a0a0" stroked="f"/>
+          <v:rect id="_x0000_i1082" style="width:0;height:3pt" o:hralign="center" o:hrstd="t" o:hr="t" fillcolor="#a0a0a0" stroked="f"/>
         </w:pict>
       </w:r>
     </w:p>
@@ -11442,8 +11614,17 @@
           <w:rFonts w:ascii="Segoe UI" w:hAnsi="Segoe UI" w:cs="Segoe UI"/>
           <w:color w:val="1F2328"/>
         </w:rPr>
-        <w:t>What responsible participation looks like</w:t>
-      </w:r>
+        <w:t xml:space="preserve">What responsible participation looks </w:t>
+      </w:r>
+      <w:proofErr w:type="gramStart"/>
+      <w:r>
+        <w:rPr>
+          <w:rFonts w:ascii="Segoe UI" w:hAnsi="Segoe UI" w:cs="Segoe UI"/>
+          <w:color w:val="1F2328"/>
+        </w:rPr>
+        <w:t>like</w:t>
+      </w:r>
+      <w:proofErr w:type="gramEnd"/>
     </w:p>
     <w:p>
       <w:pPr>
@@ -11496,7 +11677,7 @@
       </w:pPr>
       <w:r>
         <w:pict w14:anchorId="4F423302">
-          <v:rect id="_x0000_i1116" style="width:0;height:3pt" o:hralign="center" o:hrstd="t" o:hr="t" fillcolor="#a0a0a0" stroked="f"/>
+          <v:rect id="_x0000_i1083" style="width:0;height:3pt" o:hralign="center" o:hrstd="t" o:hr="t" fillcolor="#a0a0a0" stroked="f"/>
         </w:pict>
       </w:r>
     </w:p>
@@ -11658,7 +11839,7 @@
       </w:pPr>
       <w:r>
         <w:pict w14:anchorId="39ABA52D">
-          <v:rect id="_x0000_i1117" style="width:0;height:3pt" o:hralign="center" o:hrstd="t" o:hr="t" fillcolor="#a0a0a0" stroked="f"/>
+          <v:rect id="_x0000_i1084" style="width:0;height:3pt" o:hralign="center" o:hrstd="t" o:hr="t" fillcolor="#a0a0a0" stroked="f"/>
         </w:pict>
       </w:r>
     </w:p>
@@ -11765,7 +11946,7 @@
       </w:pPr>
       <w:r>
         <w:pict w14:anchorId="08EC73D6">
-          <v:rect id="_x0000_i1118" style="width:0;height:3pt" o:hralign="center" o:hrstd="t" o:hr="t" fillcolor="#a0a0a0" stroked="f"/>
+          <v:rect id="_x0000_i1085" style="width:0;height:3pt" o:hralign="center" o:hrstd="t" o:hr="t" fillcolor="#a0a0a0" stroked="f"/>
         </w:pict>
       </w:r>
     </w:p>
@@ -11836,7 +12017,7 @@
           <w:color w:val="1F2328"/>
         </w:rPr>
         <w:pict w14:anchorId="2BA19432">
-          <v:rect id="_x0000_i1129" style="width:0;height:3pt" o:hralign="center" o:hrstd="t" o:hr="t" fillcolor="#a0a0a0" stroked="f"/>
+          <v:rect id="_x0000_i1086" style="width:0;height:3pt" o:hralign="center" o:hrstd="t" o:hr="t" fillcolor="#a0a0a0" stroked="f"/>
         </w:pict>
       </w:r>
     </w:p>
@@ -11942,7 +12123,7 @@
           <w:color w:val="1F2328"/>
         </w:rPr>
         <w:pict w14:anchorId="70BF0B37">
-          <v:rect id="_x0000_i1130" style="width:0;height:3pt" o:hralign="center" o:hrstd="t" o:hr="t" fillcolor="#a0a0a0" stroked="f"/>
+          <v:rect id="_x0000_i1087" style="width:0;height:3pt" o:hralign="center" o:hrstd="t" o:hr="t" fillcolor="#a0a0a0" stroked="f"/>
         </w:pict>
       </w:r>
     </w:p>
@@ -12157,7 +12338,7 @@
           <w:color w:val="1F2328"/>
         </w:rPr>
         <w:pict w14:anchorId="6C1E4100">
-          <v:rect id="_x0000_i1131" style="width:0;height:3pt" o:hralign="center" o:hrstd="t" o:hr="t" fillcolor="#a0a0a0" stroked="f"/>
+          <v:rect id="_x0000_i1088" style="width:0;height:3pt" o:hralign="center" o:hrstd="t" o:hr="t" fillcolor="#a0a0a0" stroked="f"/>
         </w:pict>
       </w:r>
     </w:p>
@@ -12392,7 +12573,7 @@
           <w:color w:val="1F2328"/>
         </w:rPr>
         <w:pict w14:anchorId="5FB09F4C">
-          <v:rect id="_x0000_i1132" style="width:0;height:3pt" o:hralign="center" o:hrstd="t" o:hr="t" fillcolor="#a0a0a0" stroked="f"/>
+          <v:rect id="_x0000_i1089" style="width:0;height:3pt" o:hralign="center" o:hrstd="t" o:hr="t" fillcolor="#a0a0a0" stroked="f"/>
         </w:pict>
       </w:r>
     </w:p>
@@ -12712,7 +12893,7 @@
           <w:color w:val="1F2328"/>
         </w:rPr>
         <w:pict w14:anchorId="15DC2205">
-          <v:rect id="_x0000_i1133" style="width:0;height:3pt" o:hralign="center" o:hrstd="t" o:hr="t" fillcolor="#a0a0a0" stroked="f"/>
+          <v:rect id="_x0000_i1090" style="width:0;height:3pt" o:hralign="center" o:hrstd="t" o:hr="t" fillcolor="#a0a0a0" stroked="f"/>
         </w:pict>
       </w:r>
     </w:p>
@@ -12872,7 +13053,7 @@
           <w:color w:val="1F2328"/>
         </w:rPr>
         <w:pict w14:anchorId="3911D383">
-          <v:rect id="_x0000_i1134" style="width:0;height:3pt" o:hralign="center" o:hrstd="t" o:hr="t" fillcolor="#a0a0a0" stroked="f"/>
+          <v:rect id="_x0000_i1091" style="width:0;height:3pt" o:hralign="center" o:hrstd="t" o:hr="t" fillcolor="#a0a0a0" stroked="f"/>
         </w:pict>
       </w:r>
     </w:p>
@@ -13042,7 +13223,7 @@
           <w:color w:val="1F2328"/>
         </w:rPr>
         <w:pict w14:anchorId="7BEC1D2E">
-          <v:rect id="_x0000_i1135" style="width:0;height:3pt" o:hralign="center" o:hrstd="t" o:hr="t" fillcolor="#a0a0a0" stroked="f"/>
+          <v:rect id="_x0000_i1092" style="width:0;height:3pt" o:hralign="center" o:hrstd="t" o:hr="t" fillcolor="#a0a0a0" stroked="f"/>
         </w:pict>
       </w:r>
     </w:p>
@@ -13170,7 +13351,7 @@
           <w:color w:val="1F2328"/>
         </w:rPr>
         <w:pict w14:anchorId="2C2870B0">
-          <v:rect id="_x0000_i1136" style="width:0;height:3pt" o:hralign="center" o:hrstd="t" o:hr="t" fillcolor="#a0a0a0" stroked="f"/>
+          <v:rect id="_x0000_i1093" style="width:0;height:3pt" o:hralign="center" o:hrstd="t" o:hr="t" fillcolor="#a0a0a0" stroked="f"/>
         </w:pict>
       </w:r>
     </w:p>
@@ -13242,7 +13423,7 @@
           <w:color w:val="1F2328"/>
         </w:rPr>
         <w:pict w14:anchorId="2677D6E5">
-          <v:rect id="_x0000_i1137" style="width:0;height:3pt" o:hralign="center" o:hrstd="t" o:hr="t" fillcolor="#a0a0a0" stroked="f"/>
+          <v:rect id="_x0000_i1094" style="width:0;height:3pt" o:hralign="center" o:hrstd="t" o:hr="t" fillcolor="#a0a0a0" stroked="f"/>
         </w:pict>
       </w:r>
     </w:p>
@@ -13340,7 +13521,7 @@
           <w:color w:val="1F2328"/>
         </w:rPr>
         <w:pict w14:anchorId="5E7BE98E">
-          <v:rect id="_x0000_i1138" style="width:0;height:3pt" o:hralign="center" o:hrstd="t" o:hr="t" fillcolor="#a0a0a0" stroked="f"/>
+          <v:rect id="_x0000_i1095" style="width:0;height:3pt" o:hralign="center" o:hrstd="t" o:hr="t" fillcolor="#a0a0a0" stroked="f"/>
         </w:pict>
       </w:r>
     </w:p>
@@ -13398,7 +13579,7 @@
       </w:pPr>
       <w:r>
         <w:pict w14:anchorId="47FFD8C1">
-          <v:rect id="_x0000_i1154" style="width:0;height:3pt" o:hralign="center" o:hrstd="t" o:hr="t" fillcolor="#a0a0a0" stroked="f"/>
+          <v:rect id="_x0000_i1096" style="width:0;height:3pt" o:hralign="center" o:hrstd="t" o:hr="t" fillcolor="#a0a0a0" stroked="f"/>
         </w:pict>
       </w:r>
     </w:p>
@@ -13464,7 +13645,7 @@
       </w:pPr>
       <w:r>
         <w:pict w14:anchorId="3D2B3629">
-          <v:rect id="_x0000_i1155" style="width:0;height:3pt" o:hralign="center" o:hrstd="t" o:hr="t" fillcolor="#a0a0a0" stroked="f"/>
+          <v:rect id="_x0000_i1097" style="width:0;height:3pt" o:hralign="center" o:hrstd="t" o:hr="t" fillcolor="#a0a0a0" stroked="f"/>
         </w:pict>
       </w:r>
     </w:p>
@@ -13657,7 +13838,7 @@
       </w:pPr>
       <w:r>
         <w:pict w14:anchorId="3DC998C3">
-          <v:rect id="_x0000_i1156" style="width:0;height:3pt" o:hralign="center" o:hrstd="t" o:hr="t" fillcolor="#a0a0a0" stroked="f"/>
+          <v:rect id="_x0000_i1098" style="width:0;height:3pt" o:hralign="center" o:hrstd="t" o:hr="t" fillcolor="#a0a0a0" stroked="f"/>
         </w:pict>
       </w:r>
     </w:p>
@@ -13972,7 +14153,7 @@
       </w:pPr>
       <w:r>
         <w:pict w14:anchorId="79F650D2">
-          <v:rect id="_x0000_i1157" style="width:0;height:3pt" o:hralign="center" o:hrstd="t" o:hr="t" fillcolor="#a0a0a0" stroked="f"/>
+          <v:rect id="_x0000_i1099" style="width:0;height:3pt" o:hralign="center" o:hrstd="t" o:hr="t" fillcolor="#a0a0a0" stroked="f"/>
         </w:pict>
       </w:r>
     </w:p>
@@ -14182,7 +14363,7 @@
       </w:pPr>
       <w:r>
         <w:pict w14:anchorId="79877C46">
-          <v:rect id="_x0000_i1158" style="width:0;height:3pt" o:hralign="center" o:hrstd="t" o:hr="t" fillcolor="#a0a0a0" stroked="f"/>
+          <v:rect id="_x0000_i1100" style="width:0;height:3pt" o:hralign="center" o:hrstd="t" o:hr="t" fillcolor="#a0a0a0" stroked="f"/>
         </w:pict>
       </w:r>
     </w:p>
@@ -14248,8 +14429,17 @@
           <w:rStyle w:val="Strong"/>
           <w:rFonts w:ascii="Segoe UI" w:hAnsi="Segoe UI" w:cs="Segoe UI"/>
           <w:color w:val="1F2328"/>
-        </w:rPr>
-        <w:t>Courses Landing Page</w:t>
+          <w:lang w:val="en-US"/>
+        </w:rPr>
+        <w:t>Student Package</w:t>
+      </w:r>
+      <w:r>
+        <w:rPr>
+          <w:rStyle w:val="Strong"/>
+          <w:rFonts w:ascii="Segoe UI" w:hAnsi="Segoe UI" w:cs="Segoe UI"/>
+          <w:color w:val="1F2328"/>
+        </w:rPr>
+        <w:t xml:space="preserve"> Landing Page</w:t>
       </w:r>
       <w:r>
         <w:rPr>
@@ -14382,7 +14572,7 @@
       </w:pPr>
       <w:r>
         <w:pict w14:anchorId="5DB79086">
-          <v:rect id="_x0000_i1159" style="width:0;height:3pt" o:hralign="center" o:hrstd="t" o:hr="t" fillcolor="#a0a0a0" stroked="f"/>
+          <v:rect id="_x0000_i1101" style="width:0;height:3pt" o:hralign="center" o:hrstd="t" o:hr="t" fillcolor="#a0a0a0" stroked="f"/>
         </w:pict>
       </w:r>
     </w:p>
@@ -14584,7 +14774,7 @@
       </w:pPr>
       <w:r>
         <w:pict w14:anchorId="663051B3">
-          <v:rect id="_x0000_i1160" style="width:0;height:3pt" o:hralign="center" o:hrstd="t" o:hr="t" fillcolor="#a0a0a0" stroked="f"/>
+          <v:rect id="_x0000_i1102" style="width:0;height:3pt" o:hralign="center" o:hrstd="t" o:hr="t" fillcolor="#a0a0a0" stroked="f"/>
         </w:pict>
       </w:r>
     </w:p>
@@ -14796,7 +14986,7 @@
       </w:pPr>
       <w:r>
         <w:pict w14:anchorId="66BB24E1">
-          <v:rect id="_x0000_i1161" style="width:0;height:3pt" o:hralign="center" o:hrstd="t" o:hr="t" fillcolor="#a0a0a0" stroked="f"/>
+          <v:rect id="_x0000_i1103" style="width:0;height:3pt" o:hralign="center" o:hrstd="t" o:hr="t" fillcolor="#a0a0a0" stroked="f"/>
         </w:pict>
       </w:r>
     </w:p>
@@ -14902,7 +15092,7 @@
       </w:pPr>
       <w:r>
         <w:pict w14:anchorId="3482B84F">
-          <v:rect id="_x0000_i1162" style="width:0;height:3pt" o:hralign="center" o:hrstd="t" o:hr="t" fillcolor="#a0a0a0" stroked="f"/>
+          <v:rect id="_x0000_i1104" style="width:0;height:3pt" o:hralign="center" o:hrstd="t" o:hr="t" fillcolor="#a0a0a0" stroked="f"/>
         </w:pict>
       </w:r>
     </w:p>
@@ -14994,7 +15184,7 @@
       </w:pPr>
       <w:r>
         <w:pict w14:anchorId="15E5901C">
-          <v:rect id="_x0000_i1163" style="width:0;height:3pt" o:hralign="center" o:hrstd="t" o:hr="t" fillcolor="#a0a0a0" stroked="f"/>
+          <v:rect id="_x0000_i1105" style="width:0;height:3pt" o:hralign="center" o:hrstd="t" o:hr="t" fillcolor="#a0a0a0" stroked="f"/>
         </w:pict>
       </w:r>
     </w:p>
@@ -15040,7 +15230,7 @@
       </w:pPr>
       <w:r>
         <w:pict w14:anchorId="4672F44C">
-          <v:rect id="_x0000_i1186" style="width:0;height:3pt" o:hralign="center" o:hrstd="t" o:hr="t" fillcolor="#a0a0a0" stroked="f"/>
+          <v:rect id="_x0000_i1106" style="width:0;height:3pt" o:hralign="center" o:hrstd="t" o:hr="t" fillcolor="#a0a0a0" stroked="f"/>
         </w:pict>
       </w:r>
     </w:p>
@@ -15113,7 +15303,7 @@
       </w:r>
       <w:r>
         <w:pict w14:anchorId="4312E379">
-          <v:rect id="_x0000_i1187" style="width:0;height:3pt" o:hralign="center" o:hrstd="t" o:hr="t" fillcolor="#a0a0a0" stroked="f"/>
+          <v:rect id="_x0000_i1107" style="width:0;height:3pt" o:hralign="center" o:hrstd="t" o:hr="t" fillcolor="#a0a0a0" stroked="f"/>
         </w:pict>
       </w:r>
     </w:p>
@@ -15176,12 +15366,28 @@
       </w:r>
       <w:proofErr w:type="spellEnd"/>
       <w:r>
-        <w:t>="true"&gt;&lt;![CDATA[Registration &amp; Orientation Assessment]]&gt;&lt;/title&gt;</w:t>
-      </w:r>
-    </w:p>
-    <w:p>
-      <w:r>
-        <w:t xml:space="preserve">            &lt;text&gt;&lt;![CDATA[Welcome to your Registration &amp; Orientation Assessment. This quiz tests your understanding of </w:t>
+        <w:t>="true"&gt;</w:t>
+      </w:r>
+      <w:proofErr w:type="gramStart"/>
+      <w:r>
+        <w:t>&lt;![</w:t>
+      </w:r>
+      <w:proofErr w:type="gramEnd"/>
+      <w:r>
+        <w:t>CDATA[Registration &amp; Orientation Assessment]]&gt;&lt;/title&gt;</w:t>
+      </w:r>
+    </w:p>
+    <w:p>
+      <w:r>
+        <w:t xml:space="preserve">            &lt;text&gt;</w:t>
+      </w:r>
+      <w:proofErr w:type="gramStart"/>
+      <w:r>
+        <w:t>&lt;![</w:t>
+      </w:r>
+      <w:proofErr w:type="gramEnd"/>
+      <w:r>
+        <w:t xml:space="preserve">CDATA[Welcome to your Registration &amp; Orientation Assessment. This quiz tests your understanding of </w:t>
       </w:r>
       <w:proofErr w:type="spellStart"/>
       <w:r>
@@ -15223,7 +15429,15 @@
       </w:r>
       <w:proofErr w:type="spellEnd"/>
       <w:r>
-        <w:t>="0"&gt;&lt;![CDATA[Thank you for completing the Registration &amp; Orientation Assessment. Your responses have been recorded. Upon submission, you will receive your "Registered &amp; Oriented" role, certificate, and badge, unlocking full access to the Courses Landing Page and all BUS1300 Affiliate Management foundation lessons. Congratulations on completing your orientation!]]&gt;&lt;/text&gt;</w:t>
+        <w:t>="0"&gt;</w:t>
+      </w:r>
+      <w:proofErr w:type="gramStart"/>
+      <w:r>
+        <w:t>&lt;![</w:t>
+      </w:r>
+      <w:proofErr w:type="gramEnd"/>
+      <w:r>
+        <w:t>CDATA[Thank you for completing the Registration &amp; Orientation Assessment. Your responses have been recorded. Upon submission, you will receive your "Registered &amp; Oriented" role, certificate, and badge, unlocking full access to the Courses Landing Page and all BUS1300 Affiliate Management foundation lessons. Congratulations on completing your orientation!]]&gt;&lt;/text&gt;</w:t>
       </w:r>
     </w:p>
     <w:p>
@@ -16084,17 +16298,33 @@
     <w:p/>
     <w:p>
       <w:r>
-        <w:t xml:space="preserve">                &lt;!-- ===== SECTION 1: REGISTRATION &amp; PROFILE ===== --&gt;</w:t>
-      </w:r>
-    </w:p>
-    <w:p>
-      <w:r>
         <w:t xml:space="preserve">                </w:t>
       </w:r>
-    </w:p>
-    <w:p>
-      <w:r>
-        <w:t xml:space="preserve">                &lt;!-- Q1: Essay - Registration Benefits --&gt;</w:t>
+      <w:proofErr w:type="gramStart"/>
+      <w:r>
+        <w:t>&lt;!--</w:t>
+      </w:r>
+      <w:proofErr w:type="gramEnd"/>
+      <w:r>
+        <w:t xml:space="preserve"> ===== SECTION 1: REGISTRATION &amp; PROFILE ===== --&gt;</w:t>
+      </w:r>
+    </w:p>
+    <w:p>
+      <w:r>
+        <w:t xml:space="preserve">                </w:t>
+      </w:r>
+    </w:p>
+    <w:p>
+      <w:r>
+        <w:t xml:space="preserve">                </w:t>
+      </w:r>
+      <w:proofErr w:type="gramStart"/>
+      <w:r>
+        <w:t>&lt;!--</w:t>
+      </w:r>
+      <w:proofErr w:type="gramEnd"/>
+      <w:r>
+        <w:t xml:space="preserve"> Q1: Essay - Registration Benefits --&gt;</w:t>
       </w:r>
     </w:p>
     <w:p>
@@ -16112,7 +16342,15 @@
     </w:p>
     <w:p>
       <w:r>
-        <w:t xml:space="preserve">                    &lt;title&gt;&lt;![CDATA[Explain how completing your registration profile improves your </w:t>
+        <w:t xml:space="preserve">                    &lt;title&gt;</w:t>
+      </w:r>
+      <w:proofErr w:type="gramStart"/>
+      <w:r>
+        <w:t>&lt;![</w:t>
+      </w:r>
+      <w:proofErr w:type="gramEnd"/>
+      <w:r>
+        <w:t xml:space="preserve">CDATA[Explain how completing your registration profile improves your </w:t>
       </w:r>
       <w:proofErr w:type="spellStart"/>
       <w:r>
@@ -16138,7 +16376,15 @@
       </w:r>
       <w:proofErr w:type="spellEnd"/>
       <w:r>
-        <w:t xml:space="preserve">&gt;&lt;![CDATA[In 2–3 sentences, explain how completing your registration profile with accurate information improves your experience on </w:t>
+        <w:t>&gt;</w:t>
+      </w:r>
+      <w:proofErr w:type="gramStart"/>
+      <w:r>
+        <w:t>&lt;![</w:t>
+      </w:r>
+      <w:proofErr w:type="gramEnd"/>
+      <w:r>
+        <w:t xml:space="preserve">CDATA[In 2–3 sentences, explain how completing your registration profile with accurate information improves your experience on </w:t>
       </w:r>
       <w:proofErr w:type="spellStart"/>
       <w:r>
@@ -16167,7 +16413,15 @@
       </w:r>
       <w:proofErr w:type="spellEnd"/>
       <w:r>
-        <w:t>&gt;&lt;![CDATA[Great response. Your completed profile is essential for accessing courses, earning certificates, and becoming eligible for affiliate opportunities.]]&gt;&lt;/</w:t>
+        <w:t>&gt;</w:t>
+      </w:r>
+      <w:proofErr w:type="gramStart"/>
+      <w:r>
+        <w:t>&lt;![</w:t>
+      </w:r>
+      <w:proofErr w:type="gramEnd"/>
+      <w:r>
+        <w:t>CDATA[Great response. Your completed profile is essential for accessing courses, earning certificates, and becoming eligible for affiliate opportunities.]]&gt;&lt;/</w:t>
       </w:r>
       <w:proofErr w:type="spellStart"/>
       <w:r>
@@ -16188,7 +16442,15 @@
       </w:r>
       <w:proofErr w:type="spellEnd"/>
       <w:r>
-        <w:t>&gt;&lt;![CDATA[]]&gt;&lt;/</w:t>
+        <w:t>&gt;</w:t>
+      </w:r>
+      <w:proofErr w:type="gramStart"/>
+      <w:r>
+        <w:t>&lt;![</w:t>
+      </w:r>
+      <w:proofErr w:type="gramEnd"/>
+      <w:r>
+        <w:t>CDATA[]]&gt;&lt;/</w:t>
       </w:r>
       <w:proofErr w:type="spellStart"/>
       <w:r>
@@ -16209,7 +16471,15 @@
       </w:r>
       <w:proofErr w:type="spellEnd"/>
       <w:r>
-        <w:t xml:space="preserve"> enabled="false"&gt;&lt;![CDATA[]]&gt;&lt;/</w:t>
+        <w:t xml:space="preserve"> enabled="false"&gt;</w:t>
+      </w:r>
+      <w:proofErr w:type="gramStart"/>
+      <w:r>
+        <w:t>&lt;![</w:t>
+      </w:r>
+      <w:proofErr w:type="gramEnd"/>
+      <w:r>
+        <w:t>CDATA[]]&gt;&lt;/</w:t>
       </w:r>
       <w:proofErr w:type="spellStart"/>
       <w:r>
@@ -16345,7 +16615,15 @@
       </w:r>
       <w:proofErr w:type="spellEnd"/>
       <w:r>
-        <w:t>&gt;&lt;![CDATA[]]&gt;&lt;/</w:t>
+        <w:t>&gt;</w:t>
+      </w:r>
+      <w:proofErr w:type="gramStart"/>
+      <w:r>
+        <w:t>&lt;![</w:t>
+      </w:r>
+      <w:proofErr w:type="gramEnd"/>
+      <w:r>
+        <w:t>CDATA[]]&gt;&lt;/</w:t>
       </w:r>
       <w:proofErr w:type="spellStart"/>
       <w:r>
@@ -16369,7 +16647,15 @@
     <w:p/>
     <w:p>
       <w:r>
-        <w:t xml:space="preserve">                &lt;!-- Q2: Single Choice - Profile Requirements --&gt;</w:t>
+        <w:t xml:space="preserve">                </w:t>
+      </w:r>
+      <w:proofErr w:type="gramStart"/>
+      <w:r>
+        <w:t>&lt;!--</w:t>
+      </w:r>
+      <w:proofErr w:type="gramEnd"/>
+      <w:r>
+        <w:t xml:space="preserve"> Q2: Single Choice - Profile Requirements --&gt;</w:t>
       </w:r>
     </w:p>
     <w:p>
@@ -16387,7 +16673,15 @@
     </w:p>
     <w:p>
       <w:r>
-        <w:t xml:space="preserve">                    &lt;title&gt;&lt;![CDATA[Which of the following is a required field in your </w:t>
+        <w:t xml:space="preserve">                    &lt;title&gt;</w:t>
+      </w:r>
+      <w:proofErr w:type="gramStart"/>
+      <w:r>
+        <w:t>&lt;![</w:t>
+      </w:r>
+      <w:proofErr w:type="gramEnd"/>
+      <w:r>
+        <w:t xml:space="preserve">CDATA[Which of the following is a required field in your </w:t>
       </w:r>
       <w:proofErr w:type="spellStart"/>
       <w:r>
@@ -16413,7 +16707,15 @@
       </w:r>
       <w:proofErr w:type="spellEnd"/>
       <w:r>
-        <w:t xml:space="preserve">&gt;&lt;![CDATA[Which of the following is a required field when completing your </w:t>
+        <w:t>&gt;</w:t>
+      </w:r>
+      <w:proofErr w:type="gramStart"/>
+      <w:r>
+        <w:t>&lt;![</w:t>
+      </w:r>
+      <w:proofErr w:type="gramEnd"/>
+      <w:r>
+        <w:t xml:space="preserve">CDATA[Which of the following is a required field when completing your </w:t>
       </w:r>
       <w:proofErr w:type="spellStart"/>
       <w:r>
@@ -16442,7 +16744,15 @@
       </w:r>
       <w:proofErr w:type="spellEnd"/>
       <w:r>
-        <w:t>&gt;&lt;![CDATA[Correct! Full name is a required field.]]&gt;&lt;/</w:t>
+        <w:t>&gt;</w:t>
+      </w:r>
+      <w:proofErr w:type="gramStart"/>
+      <w:r>
+        <w:t>&lt;![</w:t>
+      </w:r>
+      <w:proofErr w:type="gramEnd"/>
+      <w:r>
+        <w:t>CDATA[Correct! Full name is a required field.]]&gt;&lt;/</w:t>
       </w:r>
       <w:proofErr w:type="spellStart"/>
       <w:r>
@@ -16463,7 +16773,15 @@
       </w:r>
       <w:proofErr w:type="spellEnd"/>
       <w:r>
-        <w:t>&gt;&lt;![CDATA[Incorrect. Please review Lesson 1: Platform Navigation &amp; Registration.]]&gt;&lt;/</w:t>
+        <w:t>&gt;</w:t>
+      </w:r>
+      <w:proofErr w:type="gramStart"/>
+      <w:r>
+        <w:t>&lt;![</w:t>
+      </w:r>
+      <w:proofErr w:type="gramEnd"/>
+      <w:r>
+        <w:t>CDATA[Incorrect. Please review Lesson 1: Platform Navigation &amp; Registration.]]&gt;&lt;/</w:t>
       </w:r>
       <w:proofErr w:type="spellStart"/>
       <w:r>
@@ -16583,7 +16901,15 @@
       </w:r>
       <w:proofErr w:type="spellEnd"/>
       <w:r>
-        <w:t>&gt;&lt;![CDATA[Full Name]]&gt;&lt;/</w:t>
+        <w:t>&gt;</w:t>
+      </w:r>
+      <w:proofErr w:type="gramStart"/>
+      <w:r>
+        <w:t>&lt;![</w:t>
+      </w:r>
+      <w:proofErr w:type="gramEnd"/>
+      <w:r>
+        <w:t>CDATA[Full Name]]&gt;&lt;/</w:t>
       </w:r>
       <w:proofErr w:type="spellStart"/>
       <w:r>
@@ -16604,7 +16930,15 @@
       </w:r>
       <w:proofErr w:type="spellEnd"/>
       <w:r>
-        <w:t>&gt;&lt;![CDATA[Social media handles]]&gt;&lt;/</w:t>
+        <w:t>&gt;</w:t>
+      </w:r>
+      <w:proofErr w:type="gramStart"/>
+      <w:r>
+        <w:t>&lt;![</w:t>
+      </w:r>
+      <w:proofErr w:type="gramEnd"/>
+      <w:r>
+        <w:t>CDATA[Social media handles]]&gt;&lt;/</w:t>
       </w:r>
       <w:proofErr w:type="spellStart"/>
       <w:r>
@@ -16625,7 +16959,15 @@
       </w:r>
       <w:proofErr w:type="spellEnd"/>
       <w:r>
-        <w:t>&gt;&lt;![CDATA[Employer name]]&gt;&lt;/</w:t>
+        <w:t>&gt;</w:t>
+      </w:r>
+      <w:proofErr w:type="gramStart"/>
+      <w:r>
+        <w:t>&lt;![</w:t>
+      </w:r>
+      <w:proofErr w:type="gramEnd"/>
+      <w:r>
+        <w:t>CDATA[Employer name]]&gt;&lt;/</w:t>
       </w:r>
       <w:proofErr w:type="spellStart"/>
       <w:r>
@@ -16646,7 +16988,15 @@
       </w:r>
       <w:proofErr w:type="spellEnd"/>
       <w:r>
-        <w:t>&gt;&lt;![CDATA[Annual income]]&gt;&lt;/</w:t>
+        <w:t>&gt;</w:t>
+      </w:r>
+      <w:proofErr w:type="gramStart"/>
+      <w:r>
+        <w:t>&lt;![</w:t>
+      </w:r>
+      <w:proofErr w:type="gramEnd"/>
+      <w:r>
+        <w:t>CDATA[Annual income]]&gt;&lt;/</w:t>
       </w:r>
       <w:proofErr w:type="spellStart"/>
       <w:r>
@@ -16670,7 +17020,15 @@
     <w:p/>
     <w:p>
       <w:r>
-        <w:t xml:space="preserve">                &lt;!-- Q3: Multiple Choice - KYC Document Requirements --&gt;</w:t>
+        <w:t xml:space="preserve">                </w:t>
+      </w:r>
+      <w:proofErr w:type="gramStart"/>
+      <w:r>
+        <w:t>&lt;!--</w:t>
+      </w:r>
+      <w:proofErr w:type="gramEnd"/>
+      <w:r>
+        <w:t xml:space="preserve"> Q3: Multiple Choice - KYC Document Requirements --&gt;</w:t>
       </w:r>
     </w:p>
     <w:p>
@@ -16688,7 +17046,15 @@
     </w:p>
     <w:p>
       <w:r>
-        <w:t xml:space="preserve">                    &lt;title&gt;&lt;![CDATA[Which identity documents are accepted for KYC in </w:t>
+        <w:t xml:space="preserve">                    &lt;title&gt;</w:t>
+      </w:r>
+      <w:proofErr w:type="gramStart"/>
+      <w:r>
+        <w:t>&lt;![</w:t>
+      </w:r>
+      <w:proofErr w:type="gramEnd"/>
+      <w:r>
+        <w:t xml:space="preserve">CDATA[Which identity documents are accepted for KYC in </w:t>
       </w:r>
       <w:proofErr w:type="spellStart"/>
       <w:r>
@@ -16715,7 +17081,15 @@
       </w:r>
       <w:proofErr w:type="spellEnd"/>
       <w:r>
-        <w:t xml:space="preserve">&gt;&lt;![CDATA[Which of the following identity document combinations satisfy </w:t>
+        <w:t>&gt;</w:t>
+      </w:r>
+      <w:proofErr w:type="gramStart"/>
+      <w:r>
+        <w:t>&lt;![</w:t>
+      </w:r>
+      <w:proofErr w:type="gramEnd"/>
+      <w:r>
+        <w:t xml:space="preserve">CDATA[Which of the following identity document combinations satisfy </w:t>
       </w:r>
       <w:proofErr w:type="spellStart"/>
       <w:r>
@@ -16744,7 +17118,15 @@
       </w:r>
       <w:proofErr w:type="spellEnd"/>
       <w:r>
-        <w:t>&gt;&lt;![CDATA[Correct! These are the three primary KYC pathways.]]&gt;&lt;/</w:t>
+        <w:t>&gt;</w:t>
+      </w:r>
+      <w:proofErr w:type="gramStart"/>
+      <w:r>
+        <w:t>&lt;![</w:t>
+      </w:r>
+      <w:proofErr w:type="gramEnd"/>
+      <w:r>
+        <w:t>CDATA[Correct! These are the three primary KYC pathways.]]&gt;&lt;/</w:t>
       </w:r>
       <w:proofErr w:type="spellStart"/>
       <w:r>
@@ -16765,7 +17147,15 @@
       </w:r>
       <w:proofErr w:type="spellEnd"/>
       <w:r>
-        <w:t>&gt;&lt;![CDATA[Review the KYC requirements in Lesson 1.]]&gt;&lt;/</w:t>
+        <w:t>&gt;</w:t>
+      </w:r>
+      <w:proofErr w:type="gramStart"/>
+      <w:r>
+        <w:t>&lt;![</w:t>
+      </w:r>
+      <w:proofErr w:type="gramEnd"/>
+      <w:r>
+        <w:t>CDATA[Review the KYC requirements in Lesson 1.]]&gt;&lt;/</w:t>
       </w:r>
       <w:proofErr w:type="spellStart"/>
       <w:r>
@@ -16885,7 +17275,15 @@
       </w:r>
       <w:proofErr w:type="spellEnd"/>
       <w:r>
-        <w:t>&gt;&lt;![CDATA[Ghana National ID (for Ghanaian citizens)]]&gt;&lt;/</w:t>
+        <w:t>&gt;</w:t>
+      </w:r>
+      <w:proofErr w:type="gramStart"/>
+      <w:r>
+        <w:t>&lt;![</w:t>
+      </w:r>
+      <w:proofErr w:type="gramEnd"/>
+      <w:r>
+        <w:t>CDATA[Ghana National ID (for Ghanaian citizens)]]&gt;&lt;/</w:t>
       </w:r>
       <w:proofErr w:type="spellStart"/>
       <w:r>
@@ -16906,7 +17304,15 @@
       </w:r>
       <w:proofErr w:type="spellEnd"/>
       <w:r>
-        <w:t>&gt;&lt;![CDATA[Valid passport or national ID (for non-Ghanaians outside Ghana)]]&gt;&lt;/</w:t>
+        <w:t>&gt;</w:t>
+      </w:r>
+      <w:proofErr w:type="gramStart"/>
+      <w:r>
+        <w:t>&lt;![</w:t>
+      </w:r>
+      <w:proofErr w:type="gramEnd"/>
+      <w:r>
+        <w:t>CDATA[Valid passport or national ID (for non-Ghanaians outside Ghana)]]&gt;&lt;/</w:t>
       </w:r>
       <w:proofErr w:type="spellStart"/>
       <w:r>
@@ -16927,7 +17333,15 @@
       </w:r>
       <w:proofErr w:type="spellEnd"/>
       <w:r>
-        <w:t>&gt;&lt;![CDATA[Foreigner's Ghana Card + valid work permit (for non-Ghanaians in Ghana)]]&gt;&lt;/</w:t>
+        <w:t>&gt;</w:t>
+      </w:r>
+      <w:proofErr w:type="gramStart"/>
+      <w:r>
+        <w:t>&lt;![</w:t>
+      </w:r>
+      <w:proofErr w:type="gramEnd"/>
+      <w:r>
+        <w:t>CDATA[Foreigner's Ghana Card + valid work permit (for non-Ghanaians in Ghana)]]&gt;&lt;/</w:t>
       </w:r>
       <w:proofErr w:type="spellStart"/>
       <w:r>
@@ -16948,7 +17362,15 @@
       </w:r>
       <w:proofErr w:type="spellEnd"/>
       <w:r>
-        <w:t>&gt;&lt;![CDATA[Driver's license only]]&gt;&lt;/</w:t>
+        <w:t>&gt;</w:t>
+      </w:r>
+      <w:proofErr w:type="gramStart"/>
+      <w:r>
+        <w:t>&lt;![</w:t>
+      </w:r>
+      <w:proofErr w:type="gramEnd"/>
+      <w:r>
+        <w:t>CDATA[Driver's license only]]&gt;&lt;/</w:t>
       </w:r>
       <w:proofErr w:type="spellStart"/>
       <w:r>
@@ -16972,13 +17394,29 @@
     <w:p/>
     <w:p>
       <w:r>
-        <w:t xml:space="preserve">                &lt;!-- ===== SECTION 2: COURSE STRUCTURE ===== --&gt;</w:t>
+        <w:t xml:space="preserve">                </w:t>
+      </w:r>
+      <w:proofErr w:type="gramStart"/>
+      <w:r>
+        <w:t>&lt;!--</w:t>
+      </w:r>
+      <w:proofErr w:type="gramEnd"/>
+      <w:r>
+        <w:t xml:space="preserve"> ===== SECTION 2: COURSE STRUCTURE ===== --&gt;</w:t>
       </w:r>
     </w:p>
     <w:p/>
     <w:p>
       <w:r>
-        <w:t xml:space="preserve">                &lt;!-- Q4: Single Choice - Course Hierarchy --&gt;</w:t>
+        <w:t xml:space="preserve">                </w:t>
+      </w:r>
+      <w:proofErr w:type="gramStart"/>
+      <w:r>
+        <w:t>&lt;!--</w:t>
+      </w:r>
+      <w:proofErr w:type="gramEnd"/>
+      <w:r>
+        <w:t xml:space="preserve"> Q4: Single Choice - Course Hierarchy --&gt;</w:t>
       </w:r>
     </w:p>
     <w:p>
@@ -16996,7 +17434,15 @@
     </w:p>
     <w:p>
       <w:r>
-        <w:t xml:space="preserve">                    &lt;title&gt;&lt;![CDATA[What is the correct hierarchy of </w:t>
+        <w:t xml:space="preserve">                    &lt;title&gt;</w:t>
+      </w:r>
+      <w:proofErr w:type="gramStart"/>
+      <w:r>
+        <w:t>&lt;![</w:t>
+      </w:r>
+      <w:proofErr w:type="gramEnd"/>
+      <w:r>
+        <w:t xml:space="preserve">CDATA[What is the correct hierarchy of </w:t>
       </w:r>
       <w:proofErr w:type="spellStart"/>
       <w:r>
@@ -17022,7 +17468,15 @@
       </w:r>
       <w:proofErr w:type="spellEnd"/>
       <w:r>
-        <w:t xml:space="preserve">&gt;&lt;![CDATA[Which of the following correctly describes the </w:t>
+        <w:t>&gt;</w:t>
+      </w:r>
+      <w:proofErr w:type="gramStart"/>
+      <w:r>
+        <w:t>&lt;![</w:t>
+      </w:r>
+      <w:proofErr w:type="gramEnd"/>
+      <w:r>
+        <w:t xml:space="preserve">CDATA[Which of the following correctly describes the </w:t>
       </w:r>
       <w:proofErr w:type="spellStart"/>
       <w:r>
@@ -17051,7 +17505,15 @@
       </w:r>
       <w:proofErr w:type="spellEnd"/>
       <w:r>
-        <w:t xml:space="preserve">&gt;&lt;![CDATA[Correct! This is the standard structure used by all </w:t>
+        <w:t>&gt;</w:t>
+      </w:r>
+      <w:proofErr w:type="gramStart"/>
+      <w:r>
+        <w:t>&lt;![</w:t>
+      </w:r>
+      <w:proofErr w:type="gramEnd"/>
+      <w:r>
+        <w:t xml:space="preserve">CDATA[Correct! This is the standard structure used by all </w:t>
       </w:r>
       <w:proofErr w:type="spellStart"/>
       <w:r>
@@ -17081,7 +17543,15 @@
       </w:r>
       <w:proofErr w:type="spellEnd"/>
       <w:r>
-        <w:t>&gt;&lt;![CDATA[Review Lesson 2: Course Structure &amp; Progress.]]&gt;&lt;/</w:t>
+        <w:t>&gt;</w:t>
+      </w:r>
+      <w:proofErr w:type="gramStart"/>
+      <w:r>
+        <w:t>&lt;![</w:t>
+      </w:r>
+      <w:proofErr w:type="gramEnd"/>
+      <w:r>
+        <w:t>CDATA[Review Lesson 2: Course Structure &amp; Progress.]]&gt;&lt;/</w:t>
       </w:r>
       <w:proofErr w:type="spellStart"/>
       <w:r>
@@ -17201,7 +17671,15 @@
       </w:r>
       <w:proofErr w:type="spellEnd"/>
       <w:r>
-        <w:t>&gt;&lt;![CDATA[Course &gt; Lesson &gt; Topic &gt; Quiz]]&gt;&lt;/</w:t>
+        <w:t>&gt;</w:t>
+      </w:r>
+      <w:proofErr w:type="gramStart"/>
+      <w:r>
+        <w:t>&lt;![</w:t>
+      </w:r>
+      <w:proofErr w:type="gramEnd"/>
+      <w:r>
+        <w:t>CDATA[Course &gt; Lesson &gt; Topic &gt; Quiz]]&gt;&lt;/</w:t>
       </w:r>
       <w:proofErr w:type="spellStart"/>
       <w:r>
@@ -17222,7 +17700,15 @@
       </w:r>
       <w:proofErr w:type="spellEnd"/>
       <w:r>
-        <w:t>&gt;&lt;![CDATA[Course &gt; Topic &gt; Lesson &gt; Quiz]]&gt;&lt;/</w:t>
+        <w:t>&gt;</w:t>
+      </w:r>
+      <w:proofErr w:type="gramStart"/>
+      <w:r>
+        <w:t>&lt;![</w:t>
+      </w:r>
+      <w:proofErr w:type="gramEnd"/>
+      <w:r>
+        <w:t>CDATA[Course &gt; Topic &gt; Lesson &gt; Quiz]]&gt;&lt;/</w:t>
       </w:r>
       <w:proofErr w:type="spellStart"/>
       <w:r>
@@ -17243,7 +17729,15 @@
       </w:r>
       <w:proofErr w:type="spellEnd"/>
       <w:r>
-        <w:t>&gt;&lt;![CDATA[Lesson &gt; Course &gt; Topic &gt; Quiz]]&gt;&lt;/</w:t>
+        <w:t>&gt;</w:t>
+      </w:r>
+      <w:proofErr w:type="gramStart"/>
+      <w:r>
+        <w:t>&lt;![</w:t>
+      </w:r>
+      <w:proofErr w:type="gramEnd"/>
+      <w:r>
+        <w:t>CDATA[Lesson &gt; Course &gt; Topic &gt; Quiz]]&gt;&lt;/</w:t>
       </w:r>
       <w:proofErr w:type="spellStart"/>
       <w:r>
@@ -17264,7 +17758,15 @@
       </w:r>
       <w:proofErr w:type="spellEnd"/>
       <w:r>
-        <w:t>&gt;&lt;![CDATA[Quiz &gt; Lesson &gt; Topic &gt; Course]]&gt;&lt;/</w:t>
+        <w:t>&gt;</w:t>
+      </w:r>
+      <w:proofErr w:type="gramStart"/>
+      <w:r>
+        <w:t>&lt;![</w:t>
+      </w:r>
+      <w:proofErr w:type="gramEnd"/>
+      <w:r>
+        <w:t>CDATA[Quiz &gt; Lesson &gt; Topic &gt; Course]]&gt;&lt;/</w:t>
       </w:r>
       <w:proofErr w:type="spellStart"/>
       <w:r>
@@ -17288,7 +17790,15 @@
     <w:p/>
     <w:p>
       <w:r>
-        <w:t xml:space="preserve">                &lt;!-- Q5: Single Choice - Progress Tracking --&gt;</w:t>
+        <w:t xml:space="preserve">                </w:t>
+      </w:r>
+      <w:proofErr w:type="gramStart"/>
+      <w:r>
+        <w:t>&lt;!--</w:t>
+      </w:r>
+      <w:proofErr w:type="gramEnd"/>
+      <w:r>
+        <w:t xml:space="preserve"> Q5: Single Choice - Progress Tracking --&gt;</w:t>
       </w:r>
     </w:p>
     <w:p>
@@ -17306,7 +17816,15 @@
     </w:p>
     <w:p>
       <w:r>
-        <w:t xml:space="preserve">                    &lt;title&gt;&lt;![CDATA[What does a locked lesson indicate?]]&gt;&lt;/title&gt;</w:t>
+        <w:t xml:space="preserve">                    &lt;title&gt;</w:t>
+      </w:r>
+      <w:proofErr w:type="gramStart"/>
+      <w:r>
+        <w:t>&lt;![</w:t>
+      </w:r>
+      <w:proofErr w:type="gramEnd"/>
+      <w:r>
+        <w:t>CDATA[What does a locked lesson indicate?]]&gt;&lt;/title&gt;</w:t>
       </w:r>
     </w:p>
     <w:p>
@@ -17324,7 +17842,15 @@
       </w:r>
       <w:proofErr w:type="spellEnd"/>
       <w:r>
-        <w:t xml:space="preserve">&gt;&lt;![CDATA[When a lesson appears as "locked" in </w:t>
+        <w:t>&gt;</w:t>
+      </w:r>
+      <w:proofErr w:type="gramStart"/>
+      <w:r>
+        <w:t>&lt;![</w:t>
+      </w:r>
+      <w:proofErr w:type="gramEnd"/>
+      <w:r>
+        <w:t xml:space="preserve">CDATA[When a lesson appears as "locked" in </w:t>
       </w:r>
       <w:proofErr w:type="spellStart"/>
       <w:r>
@@ -17353,7 +17879,15 @@
       </w:r>
       <w:proofErr w:type="spellEnd"/>
       <w:r>
-        <w:t>&gt;&lt;![CDATA[Correct! Locked content indicates an incomplete prerequisite.]]&gt;&lt;/</w:t>
+        <w:t>&gt;</w:t>
+      </w:r>
+      <w:proofErr w:type="gramStart"/>
+      <w:r>
+        <w:t>&lt;![</w:t>
+      </w:r>
+      <w:proofErr w:type="gramEnd"/>
+      <w:r>
+        <w:t>CDATA[Correct! Locked content indicates an incomplete prerequisite.]]&gt;&lt;/</w:t>
       </w:r>
       <w:proofErr w:type="spellStart"/>
       <w:r>
@@ -17374,7 +17908,15 @@
       </w:r>
       <w:proofErr w:type="spellEnd"/>
       <w:r>
-        <w:t>&gt;&lt;![CDATA[Review Lesson 2 on progress tracking and gating.]]&gt;&lt;/</w:t>
+        <w:t>&gt;</w:t>
+      </w:r>
+      <w:proofErr w:type="gramStart"/>
+      <w:r>
+        <w:t>&lt;![</w:t>
+      </w:r>
+      <w:proofErr w:type="gramEnd"/>
+      <w:r>
+        <w:t>CDATA[Review Lesson 2 on progress tracking and gating.]]&gt;&lt;/</w:t>
       </w:r>
       <w:proofErr w:type="spellStart"/>
       <w:r>
@@ -17495,7 +18037,15 @@
       </w:r>
       <w:proofErr w:type="spellEnd"/>
       <w:r>
-        <w:t>&gt;&lt;![CDATA[A required prerequisite has not been completed yet]]&gt;&lt;/</w:t>
+        <w:t>&gt;</w:t>
+      </w:r>
+      <w:proofErr w:type="gramStart"/>
+      <w:r>
+        <w:t>&lt;![</w:t>
+      </w:r>
+      <w:proofErr w:type="gramEnd"/>
+      <w:r>
+        <w:t>CDATA[A required prerequisite has not been completed yet]]&gt;&lt;/</w:t>
       </w:r>
       <w:proofErr w:type="spellStart"/>
       <w:r>
@@ -17516,7 +18066,15 @@
       </w:r>
       <w:proofErr w:type="spellEnd"/>
       <w:r>
-        <w:t>&gt;&lt;![CDATA[The lesson is permanently deleted]]&gt;&lt;/</w:t>
+        <w:t>&gt;</w:t>
+      </w:r>
+      <w:proofErr w:type="gramStart"/>
+      <w:r>
+        <w:t>&lt;![</w:t>
+      </w:r>
+      <w:proofErr w:type="gramEnd"/>
+      <w:r>
+        <w:t>CDATA[The lesson is permanently deleted]]&gt;&lt;/</w:t>
       </w:r>
       <w:proofErr w:type="spellStart"/>
       <w:r>
@@ -17537,7 +18095,15 @@
       </w:r>
       <w:proofErr w:type="spellEnd"/>
       <w:r>
-        <w:t>&gt;&lt;![CDATA[You need to contact support immediately]]&gt;&lt;/</w:t>
+        <w:t>&gt;</w:t>
+      </w:r>
+      <w:proofErr w:type="gramStart"/>
+      <w:r>
+        <w:t>&lt;![</w:t>
+      </w:r>
+      <w:proofErr w:type="gramEnd"/>
+      <w:r>
+        <w:t>CDATA[You need to contact support immediately]]&gt;&lt;/</w:t>
       </w:r>
       <w:proofErr w:type="spellStart"/>
       <w:r>
@@ -17558,7 +18124,15 @@
       </w:r>
       <w:proofErr w:type="spellEnd"/>
       <w:r>
-        <w:t>&gt;&lt;![CDATA[Your subscription has expired]]&gt;&lt;/</w:t>
+        <w:t>&gt;</w:t>
+      </w:r>
+      <w:proofErr w:type="gramStart"/>
+      <w:r>
+        <w:t>&lt;![</w:t>
+      </w:r>
+      <w:proofErr w:type="gramEnd"/>
+      <w:r>
+        <w:t>CDATA[Your subscription has expired]]&gt;&lt;/</w:t>
       </w:r>
       <w:proofErr w:type="spellStart"/>
       <w:r>
@@ -17582,13 +18156,29 @@
     <w:p/>
     <w:p>
       <w:r>
-        <w:t xml:space="preserve">                &lt;!-- ===== SECTION 3: SUBSCRIPTIONS &amp; GATING ===== --&gt;</w:t>
+        <w:t xml:space="preserve">                </w:t>
+      </w:r>
+      <w:proofErr w:type="gramStart"/>
+      <w:r>
+        <w:t>&lt;!--</w:t>
+      </w:r>
+      <w:proofErr w:type="gramEnd"/>
+      <w:r>
+        <w:t xml:space="preserve"> ===== SECTION 3: SUBSCRIPTIONS &amp; GATING ===== --&gt;</w:t>
       </w:r>
     </w:p>
     <w:p/>
     <w:p>
       <w:r>
-        <w:t xml:space="preserve">                &lt;!-- Q6: Essay - Subscription and Orientation --&gt;</w:t>
+        <w:t xml:space="preserve">                </w:t>
+      </w:r>
+      <w:proofErr w:type="gramStart"/>
+      <w:r>
+        <w:t>&lt;!--</w:t>
+      </w:r>
+      <w:proofErr w:type="gramEnd"/>
+      <w:r>
+        <w:t xml:space="preserve"> Q6: Essay - Subscription and Orientation --&gt;</w:t>
       </w:r>
     </w:p>
     <w:p>
@@ -17606,7 +18196,15 @@
     </w:p>
     <w:p>
       <w:r>
-        <w:t xml:space="preserve">                    &lt;title&gt;&lt;![CDATA[Explain why both an active subscription and completed orientation are required]]&gt;&lt;/title&gt;</w:t>
+        <w:t xml:space="preserve">                    &lt;title&gt;</w:t>
+      </w:r>
+      <w:proofErr w:type="gramStart"/>
+      <w:r>
+        <w:t>&lt;![</w:t>
+      </w:r>
+      <w:proofErr w:type="gramEnd"/>
+      <w:r>
+        <w:t>CDATA[Explain why both an active subscription and completed orientation are required]]&gt;&lt;/title&gt;</w:t>
       </w:r>
     </w:p>
     <w:p>
@@ -17624,7 +18222,15 @@
       </w:r>
       <w:proofErr w:type="spellEnd"/>
       <w:r>
-        <w:t xml:space="preserve">&gt;&lt;![CDATA[In 2–3 sentences, explain why both an active subscription AND completed orientation are required to access Health &amp; Safety or BUS1300 Affiliate content on </w:t>
+        <w:t>&gt;</w:t>
+      </w:r>
+      <w:proofErr w:type="gramStart"/>
+      <w:r>
+        <w:t>&lt;![</w:t>
+      </w:r>
+      <w:proofErr w:type="gramEnd"/>
+      <w:r>
+        <w:t xml:space="preserve">CDATA[In 2–3 sentences, explain why both an active subscription AND completed orientation are required to access Health &amp; Safety or BUS1300 Affiliate content on </w:t>
       </w:r>
       <w:proofErr w:type="spellStart"/>
       <w:r>
@@ -17653,7 +18259,15 @@
       </w:r>
       <w:proofErr w:type="spellEnd"/>
       <w:r>
-        <w:t>&gt;&lt;![CDATA[Excellent. You understand that gating requires both subscription (for sustainability) and orientation (for preparation and compliance).]]&gt;&lt;/</w:t>
+        <w:t>&gt;</w:t>
+      </w:r>
+      <w:proofErr w:type="gramStart"/>
+      <w:r>
+        <w:t>&lt;![</w:t>
+      </w:r>
+      <w:proofErr w:type="gramEnd"/>
+      <w:r>
+        <w:t>CDATA[Excellent. You understand that gating requires both subscription (for sustainability) and orientation (for preparation and compliance).]]&gt;&lt;/</w:t>
       </w:r>
       <w:proofErr w:type="spellStart"/>
       <w:r>
@@ -17674,7 +18288,15 @@
       </w:r>
       <w:proofErr w:type="spellEnd"/>
       <w:r>
-        <w:t>&gt;&lt;![CDATA[]]&gt;&lt;/</w:t>
+        <w:t>&gt;</w:t>
+      </w:r>
+      <w:proofErr w:type="gramStart"/>
+      <w:r>
+        <w:t>&lt;![</w:t>
+      </w:r>
+      <w:proofErr w:type="gramEnd"/>
+      <w:r>
+        <w:t>CDATA[]]&gt;&lt;/</w:t>
       </w:r>
       <w:proofErr w:type="spellStart"/>
       <w:r>
@@ -17695,7 +18317,15 @@
       </w:r>
       <w:proofErr w:type="spellEnd"/>
       <w:r>
-        <w:t xml:space="preserve"> enabled="false"&gt;&lt;![CDATA[]]&gt;&lt;/</w:t>
+        <w:t xml:space="preserve"> enabled="false"&gt;</w:t>
+      </w:r>
+      <w:proofErr w:type="gramStart"/>
+      <w:r>
+        <w:t>&lt;![</w:t>
+      </w:r>
+      <w:proofErr w:type="gramEnd"/>
+      <w:r>
+        <w:t>CDATA[]]&gt;&lt;/</w:t>
       </w:r>
       <w:proofErr w:type="spellStart"/>
       <w:r>
@@ -17832,7 +18462,15 @@
       </w:r>
       <w:proofErr w:type="spellEnd"/>
       <w:r>
-        <w:t>&gt;&lt;![CDATA[]]&gt;&lt;/</w:t>
+        <w:t>&gt;</w:t>
+      </w:r>
+      <w:proofErr w:type="gramStart"/>
+      <w:r>
+        <w:t>&lt;![</w:t>
+      </w:r>
+      <w:proofErr w:type="gramEnd"/>
+      <w:r>
+        <w:t>CDATA[]]&gt;&lt;/</w:t>
       </w:r>
       <w:proofErr w:type="spellStart"/>
       <w:r>
@@ -17856,7 +18494,15 @@
     <w:p/>
     <w:p>
       <w:r>
-        <w:t xml:space="preserve">                &lt;!-- Q7: Single Choice - Subscription Plans --&gt;</w:t>
+        <w:t xml:space="preserve">                </w:t>
+      </w:r>
+      <w:proofErr w:type="gramStart"/>
+      <w:r>
+        <w:t>&lt;!--</w:t>
+      </w:r>
+      <w:proofErr w:type="gramEnd"/>
+      <w:r>
+        <w:t xml:space="preserve"> Q7: Single Choice - Subscription Plans --&gt;</w:t>
       </w:r>
     </w:p>
     <w:p>
@@ -17874,7 +18520,15 @@
     </w:p>
     <w:p>
       <w:r>
-        <w:t xml:space="preserve">                    &lt;title&gt;&lt;![CDATA[Which subscription tier offers the best monthly value?]]&gt;&lt;/title&gt;</w:t>
+        <w:t xml:space="preserve">                    &lt;title&gt;</w:t>
+      </w:r>
+      <w:proofErr w:type="gramStart"/>
+      <w:r>
+        <w:t>&lt;![</w:t>
+      </w:r>
+      <w:proofErr w:type="gramEnd"/>
+      <w:r>
+        <w:t>CDATA[Which subscription tier offers the best monthly value?]]&gt;&lt;/title&gt;</w:t>
       </w:r>
     </w:p>
     <w:p>
@@ -17892,7 +18546,15 @@
       </w:r>
       <w:proofErr w:type="spellEnd"/>
       <w:r>
-        <w:t xml:space="preserve">&gt;&lt;![CDATA[According to </w:t>
+        <w:t>&gt;</w:t>
+      </w:r>
+      <w:proofErr w:type="gramStart"/>
+      <w:r>
+        <w:t>&lt;![</w:t>
+      </w:r>
+      <w:proofErr w:type="gramEnd"/>
+      <w:r>
+        <w:t xml:space="preserve">CDATA[According to </w:t>
       </w:r>
       <w:proofErr w:type="spellStart"/>
       <w:r>
@@ -17921,7 +18583,15 @@
       </w:r>
       <w:proofErr w:type="spellEnd"/>
       <w:r>
-        <w:t>&gt;&lt;![CDATA[Correct! The annual plan provides the best monthly savings.]]&gt;&lt;/</w:t>
+        <w:t>&gt;</w:t>
+      </w:r>
+      <w:proofErr w:type="gramStart"/>
+      <w:r>
+        <w:t>&lt;![</w:t>
+      </w:r>
+      <w:proofErr w:type="gramEnd"/>
+      <w:r>
+        <w:t>CDATA[Correct! The annual plan provides the best monthly savings.]]&gt;&lt;/</w:t>
       </w:r>
       <w:proofErr w:type="spellStart"/>
       <w:r>
@@ -17942,7 +18612,15 @@
       </w:r>
       <w:proofErr w:type="spellEnd"/>
       <w:r>
-        <w:t>&gt;&lt;![CDATA[Review Lesson 3: Subscriptions &amp; Gating for pricing details.]]&gt;&lt;/</w:t>
+        <w:t>&gt;</w:t>
+      </w:r>
+      <w:proofErr w:type="gramStart"/>
+      <w:r>
+        <w:t>&lt;![</w:t>
+      </w:r>
+      <w:proofErr w:type="gramEnd"/>
+      <w:r>
+        <w:t>CDATA[Review Lesson 3: Subscriptions &amp; Gating for pricing details.]]&gt;&lt;/</w:t>
       </w:r>
       <w:proofErr w:type="spellStart"/>
       <w:r>
@@ -18062,7 +18740,15 @@
       </w:r>
       <w:proofErr w:type="spellEnd"/>
       <w:r>
-        <w:t>&gt;&lt;![CDATA[Monthly (27 GHC/month)]]&gt;&lt;/</w:t>
+        <w:t>&gt;</w:t>
+      </w:r>
+      <w:proofErr w:type="gramStart"/>
+      <w:r>
+        <w:t>&lt;![</w:t>
+      </w:r>
+      <w:proofErr w:type="gramEnd"/>
+      <w:r>
+        <w:t>CDATA[Monthly (27 GHC/month)]]&gt;&lt;/</w:t>
       </w:r>
       <w:proofErr w:type="spellStart"/>
       <w:r>
@@ -18083,7 +18769,15 @@
       </w:r>
       <w:proofErr w:type="spellEnd"/>
       <w:r>
-        <w:t>&gt;&lt;![CDATA[Quarterly (~16.6 GHC/month)]]&gt;&lt;/</w:t>
+        <w:t>&gt;</w:t>
+      </w:r>
+      <w:proofErr w:type="gramStart"/>
+      <w:r>
+        <w:t>&lt;![</w:t>
+      </w:r>
+      <w:proofErr w:type="gramEnd"/>
+      <w:r>
+        <w:t>CDATA[Quarterly (~16.6 GHC/month)]]&gt;&lt;/</w:t>
       </w:r>
       <w:proofErr w:type="spellStart"/>
       <w:r>
@@ -18104,7 +18798,15 @@
       </w:r>
       <w:proofErr w:type="spellEnd"/>
       <w:r>
-        <w:t>&gt;&lt;![CDATA[Semi-Annual (14 GHC/month)]]&gt;&lt;/</w:t>
+        <w:t>&gt;</w:t>
+      </w:r>
+      <w:proofErr w:type="gramStart"/>
+      <w:r>
+        <w:t>&lt;![</w:t>
+      </w:r>
+      <w:proofErr w:type="gramEnd"/>
+      <w:r>
+        <w:t>CDATA[Semi-Annual (14 GHC/month)]]&gt;&lt;/</w:t>
       </w:r>
       <w:proofErr w:type="spellStart"/>
       <w:r>
@@ -18125,7 +18827,15 @@
       </w:r>
       <w:proofErr w:type="spellEnd"/>
       <w:r>
-        <w:t>&gt;&lt;![CDATA[Annual (12.5 GHC/month)]]&gt;&lt;/</w:t>
+        <w:t>&gt;</w:t>
+      </w:r>
+      <w:proofErr w:type="gramStart"/>
+      <w:r>
+        <w:t>&lt;![</w:t>
+      </w:r>
+      <w:proofErr w:type="gramEnd"/>
+      <w:r>
+        <w:t>CDATA[Annual (12.5 GHC/month)]]&gt;&lt;/</w:t>
       </w:r>
       <w:proofErr w:type="spellStart"/>
       <w:r>
@@ -18150,7 +18860,15 @@
     <w:p>
       <w:r>
         <w:lastRenderedPageBreak/>
-        <w:t xml:space="preserve">                &lt;!-- Q8: Multiple Choice - What Happens With Subscription Lapse --&gt;</w:t>
+        <w:t xml:space="preserve">                </w:t>
+      </w:r>
+      <w:proofErr w:type="gramStart"/>
+      <w:r>
+        <w:t>&lt;!--</w:t>
+      </w:r>
+      <w:proofErr w:type="gramEnd"/>
+      <w:r>
+        <w:t xml:space="preserve"> Q8: Multiple Choice - What Happens With Subscription Lapse --&gt;</w:t>
       </w:r>
     </w:p>
     <w:p>
@@ -18168,7 +18886,15 @@
     </w:p>
     <w:p>
       <w:r>
-        <w:t xml:space="preserve">                    &lt;title&gt;&lt;![CDATA[What happens if your subscription expires mid-course?]]&gt;&lt;/title&gt;</w:t>
+        <w:t xml:space="preserve">                    &lt;title&gt;</w:t>
+      </w:r>
+      <w:proofErr w:type="gramStart"/>
+      <w:r>
+        <w:t>&lt;![</w:t>
+      </w:r>
+      <w:proofErr w:type="gramEnd"/>
+      <w:r>
+        <w:t>CDATA[What happens if your subscription expires mid-course?]]&gt;&lt;/title&gt;</w:t>
       </w:r>
     </w:p>
     <w:p>
@@ -18186,7 +18912,15 @@
       </w:r>
       <w:proofErr w:type="spellEnd"/>
       <w:r>
-        <w:t>&gt;&lt;![CDATA[If your subscription expires while you are taking a Health &amp; Safety course, which of the following occur? (Select all that apply)]]&gt;&lt;/</w:t>
+        <w:t>&gt;</w:t>
+      </w:r>
+      <w:proofErr w:type="gramStart"/>
+      <w:r>
+        <w:t>&lt;![</w:t>
+      </w:r>
+      <w:proofErr w:type="gramEnd"/>
+      <w:r>
+        <w:t>CDATA[If your subscription expires while you are taking a Health &amp; Safety course, which of the following occur? (Select all that apply)]]&gt;&lt;/</w:t>
       </w:r>
       <w:proofErr w:type="spellStart"/>
       <w:r>
@@ -18207,7 +18941,15 @@
       </w:r>
       <w:proofErr w:type="spellEnd"/>
       <w:r>
-        <w:t>&gt;&lt;![CDATA[Correct! All of these occur when subscription access lapses.]]&gt;&lt;/</w:t>
+        <w:t>&gt;</w:t>
+      </w:r>
+      <w:proofErr w:type="gramStart"/>
+      <w:r>
+        <w:t>&lt;![</w:t>
+      </w:r>
+      <w:proofErr w:type="gramEnd"/>
+      <w:r>
+        <w:t>CDATA[Correct! All of these occur when subscription access lapses.]]&gt;&lt;/</w:t>
       </w:r>
       <w:proofErr w:type="spellStart"/>
       <w:r>
@@ -18228,7 +18970,15 @@
       </w:r>
       <w:proofErr w:type="spellEnd"/>
       <w:r>
-        <w:t>&gt;&lt;![CDATA[Review Lesson 3 on subscription expiry consequences.]]&gt;&lt;/</w:t>
+        <w:t>&gt;</w:t>
+      </w:r>
+      <w:proofErr w:type="gramStart"/>
+      <w:r>
+        <w:t>&lt;![</w:t>
+      </w:r>
+      <w:proofErr w:type="gramEnd"/>
+      <w:r>
+        <w:t>CDATA[Review Lesson 3 on subscription expiry consequences.]]&gt;&lt;/</w:t>
       </w:r>
       <w:proofErr w:type="spellStart"/>
       <w:r>
@@ -18348,7 +19098,15 @@
       </w:r>
       <w:proofErr w:type="spellEnd"/>
       <w:r>
-        <w:t>&gt;&lt;![CDATA[Access to exclusive course content is immediately paused]]&gt;&lt;/</w:t>
+        <w:t>&gt;</w:t>
+      </w:r>
+      <w:proofErr w:type="gramStart"/>
+      <w:r>
+        <w:t>&lt;![</w:t>
+      </w:r>
+      <w:proofErr w:type="gramEnd"/>
+      <w:r>
+        <w:t>CDATA[Access to exclusive course content is immediately paused]]&gt;&lt;/</w:t>
       </w:r>
       <w:proofErr w:type="spellStart"/>
       <w:r>
@@ -18369,7 +19127,15 @@
       </w:r>
       <w:proofErr w:type="spellEnd"/>
       <w:r>
-        <w:t>&gt;&lt;![CDATA[You are redirected to the subscription renewal page when trying to access locked material]]&gt;&lt;/</w:t>
+        <w:t>&gt;</w:t>
+      </w:r>
+      <w:proofErr w:type="gramStart"/>
+      <w:r>
+        <w:t>&lt;![</w:t>
+      </w:r>
+      <w:proofErr w:type="gramEnd"/>
+      <w:r>
+        <w:t>CDATA[You are redirected to the subscription renewal page when trying to access locked material]]&gt;&lt;/</w:t>
       </w:r>
       <w:proofErr w:type="spellStart"/>
       <w:r>
@@ -18390,7 +19156,15 @@
       </w:r>
       <w:proofErr w:type="spellEnd"/>
       <w:r>
-        <w:t>&gt;&lt;![CDATA[Your profile is automatically deleted]]&gt;&lt;/</w:t>
+        <w:t>&gt;</w:t>
+      </w:r>
+      <w:proofErr w:type="gramStart"/>
+      <w:r>
+        <w:t>&lt;![</w:t>
+      </w:r>
+      <w:proofErr w:type="gramEnd"/>
+      <w:r>
+        <w:t>CDATA[Your profile is automatically deleted]]&gt;&lt;/</w:t>
       </w:r>
       <w:proofErr w:type="spellStart"/>
       <w:r>
@@ -18411,7 +19185,15 @@
       </w:r>
       <w:proofErr w:type="spellEnd"/>
       <w:r>
-        <w:t>&gt;&lt;![CDATA[You must renew your subscription to continue learning]]&gt;&lt;/</w:t>
+        <w:t>&gt;</w:t>
+      </w:r>
+      <w:proofErr w:type="gramStart"/>
+      <w:r>
+        <w:t>&lt;![</w:t>
+      </w:r>
+      <w:proofErr w:type="gramEnd"/>
+      <w:r>
+        <w:t>CDATA[You must renew your subscription to continue learning]]&gt;&lt;/</w:t>
       </w:r>
       <w:proofErr w:type="spellStart"/>
       <w:r>
@@ -18435,13 +19217,29 @@
     <w:p/>
     <w:p>
       <w:r>
-        <w:t xml:space="preserve">                &lt;!-- ===== SECTION 4: SUPPORT &amp; COMMUNITY ===== --&gt;</w:t>
+        <w:t xml:space="preserve">                </w:t>
+      </w:r>
+      <w:proofErr w:type="gramStart"/>
+      <w:r>
+        <w:t>&lt;!--</w:t>
+      </w:r>
+      <w:proofErr w:type="gramEnd"/>
+      <w:r>
+        <w:t xml:space="preserve"> ===== SECTION 4: SUPPORT &amp; COMMUNITY ===== --&gt;</w:t>
       </w:r>
     </w:p>
     <w:p/>
     <w:p>
       <w:r>
-        <w:t xml:space="preserve">                &lt;!-- Q9: Single Choice - Primary Support Channel --&gt;</w:t>
+        <w:t xml:space="preserve">                </w:t>
+      </w:r>
+      <w:proofErr w:type="gramStart"/>
+      <w:r>
+        <w:t>&lt;!--</w:t>
+      </w:r>
+      <w:proofErr w:type="gramEnd"/>
+      <w:r>
+        <w:t xml:space="preserve"> Q9: Single Choice - Primary Support Channel --&gt;</w:t>
       </w:r>
     </w:p>
     <w:p>
@@ -18459,7 +19257,15 @@
     </w:p>
     <w:p>
       <w:r>
-        <w:t xml:space="preserve">                    &lt;title&gt;&lt;![CDATA[What is the primary support email for </w:t>
+        <w:t xml:space="preserve">                    &lt;title&gt;</w:t>
+      </w:r>
+      <w:proofErr w:type="gramStart"/>
+      <w:r>
+        <w:t>&lt;![</w:t>
+      </w:r>
+      <w:proofErr w:type="gramEnd"/>
+      <w:r>
+        <w:t xml:space="preserve">CDATA[What is the primary support email for </w:t>
       </w:r>
       <w:proofErr w:type="spellStart"/>
       <w:r>
@@ -18486,7 +19292,15 @@
       </w:r>
       <w:proofErr w:type="spellEnd"/>
       <w:r>
-        <w:t xml:space="preserve">&gt;&lt;![CDATA[What is the primary email address for technical, billing, and account support on </w:t>
+        <w:t>&gt;</w:t>
+      </w:r>
+      <w:proofErr w:type="gramStart"/>
+      <w:r>
+        <w:t>&lt;![</w:t>
+      </w:r>
+      <w:proofErr w:type="gramEnd"/>
+      <w:r>
+        <w:t xml:space="preserve">CDATA[What is the primary email address for technical, billing, and account support on </w:t>
       </w:r>
       <w:proofErr w:type="spellStart"/>
       <w:r>
@@ -18515,7 +19329,15 @@
       </w:r>
       <w:proofErr w:type="spellEnd"/>
       <w:r>
-        <w:t>&gt;&lt;![CDATA[Correct! This is the official support email.]]&gt;&lt;/</w:t>
+        <w:t>&gt;</w:t>
+      </w:r>
+      <w:proofErr w:type="gramStart"/>
+      <w:r>
+        <w:t>&lt;![</w:t>
+      </w:r>
+      <w:proofErr w:type="gramEnd"/>
+      <w:r>
+        <w:t>CDATA[Correct! This is the official support email.]]&gt;&lt;/</w:t>
       </w:r>
       <w:proofErr w:type="spellStart"/>
       <w:r>
@@ -18536,7 +19358,15 @@
       </w:r>
       <w:proofErr w:type="spellEnd"/>
       <w:r>
-        <w:t>&gt;&lt;![CDATA[Review Lesson 4: Support &amp; Community.]]&gt;&lt;/</w:t>
+        <w:t>&gt;</w:t>
+      </w:r>
+      <w:proofErr w:type="gramStart"/>
+      <w:r>
+        <w:t>&lt;![</w:t>
+      </w:r>
+      <w:proofErr w:type="gramEnd"/>
+      <w:r>
+        <w:t>CDATA[Review Lesson 4: Support &amp; Community.]]&gt;&lt;/</w:t>
       </w:r>
       <w:proofErr w:type="spellStart"/>
       <w:r>
@@ -18648,22 +19478,54 @@
     </w:p>
     <w:p>
       <w:r>
-        <w:t xml:space="preserve">                        &lt;answer points="1" correct="true"&gt;&lt;answerText&gt;&lt;![CDATA[support@buzzjuice.net]]&gt;&lt;/answerText&gt;&lt;/answer&gt;</w:t>
-      </w:r>
-    </w:p>
-    <w:p>
-      <w:r>
-        <w:t xml:space="preserve">                        &lt;answer points="1" correct="false"&gt;&lt;answerText&gt;&lt;![CDATA[help@buzzjuice.com]]&gt;&lt;/answerText&gt;&lt;/answer&gt;</w:t>
-      </w:r>
-    </w:p>
-    <w:p>
-      <w:r>
-        <w:t xml:space="preserve">                        &lt;answer points="1" correct="false"&gt;&lt;answerText&gt;&lt;![CDATA[admin@buzzjuice.net]]&gt;&lt;/answerText&gt;&lt;/answer&gt;</w:t>
-      </w:r>
-    </w:p>
-    <w:p>
-      <w:r>
-        <w:t xml:space="preserve">                        &lt;answer points="1" correct="false"&gt;&lt;answerText&gt;&lt;![CDATA[contact@buzzjuice.org]]&gt;&lt;/answerText&gt;&lt;/answer&gt;</w:t>
+        <w:t xml:space="preserve">                        &lt;answer points="1" correct="true"&gt;&lt;answerText&gt;</w:t>
+      </w:r>
+      <w:proofErr w:type="gramStart"/>
+      <w:r>
+        <w:t>&lt;![</w:t>
+      </w:r>
+      <w:proofErr w:type="gramEnd"/>
+      <w:r>
+        <w:t>CDATA[support@buzzjuice.net]]&gt;&lt;/answerText&gt;&lt;/answer&gt;</w:t>
+      </w:r>
+    </w:p>
+    <w:p>
+      <w:r>
+        <w:t xml:space="preserve">                        &lt;answer points="1" correct="false"&gt;&lt;answerText&gt;</w:t>
+      </w:r>
+      <w:proofErr w:type="gramStart"/>
+      <w:r>
+        <w:t>&lt;![</w:t>
+      </w:r>
+      <w:proofErr w:type="gramEnd"/>
+      <w:r>
+        <w:t>CDATA[help@buzzjuice.com]]&gt;&lt;/answerText&gt;&lt;/answer&gt;</w:t>
+      </w:r>
+    </w:p>
+    <w:p>
+      <w:r>
+        <w:t xml:space="preserve">                        &lt;answer points="1" correct="false"&gt;&lt;answerText&gt;</w:t>
+      </w:r>
+      <w:proofErr w:type="gramStart"/>
+      <w:r>
+        <w:t>&lt;![</w:t>
+      </w:r>
+      <w:proofErr w:type="gramEnd"/>
+      <w:r>
+        <w:t>CDATA[admin@buzzjuice.net]]&gt;&lt;/answerText&gt;&lt;/answer&gt;</w:t>
+      </w:r>
+    </w:p>
+    <w:p>
+      <w:r>
+        <w:t xml:space="preserve">                        &lt;answer points="1" correct="false"&gt;&lt;answerText&gt;</w:t>
+      </w:r>
+      <w:proofErr w:type="gramStart"/>
+      <w:r>
+        <w:t>&lt;![</w:t>
+      </w:r>
+      <w:proofErr w:type="gramEnd"/>
+      <w:r>
+        <w:t>CDATA[contact@buzzjuice.org]]&gt;&lt;/answerText&gt;&lt;/answer&gt;</w:t>
       </w:r>
     </w:p>
     <w:p>
@@ -18679,7 +19541,15 @@
     <w:p/>
     <w:p>
       <w:r>
-        <w:t xml:space="preserve">                &lt;!-- Q10: Single Choice - Responsible Community </w:t>
+        <w:t xml:space="preserve">                </w:t>
+      </w:r>
+      <w:proofErr w:type="gramStart"/>
+      <w:r>
+        <w:t>&lt;!--</w:t>
+      </w:r>
+      <w:proofErr w:type="gramEnd"/>
+      <w:r>
+        <w:t xml:space="preserve"> Q10: Single Choice - Responsible Community </w:t>
       </w:r>
       <w:proofErr w:type="spellStart"/>
       <w:r>
@@ -18705,7 +19575,15 @@
     </w:p>
     <w:p>
       <w:r>
-        <w:t xml:space="preserve">                    &lt;title&gt;&lt;![CDATA[What is an example of responsible community </w:t>
+        <w:t xml:space="preserve">                    &lt;title&gt;</w:t>
+      </w:r>
+      <w:proofErr w:type="gramStart"/>
+      <w:r>
+        <w:t>&lt;![</w:t>
+      </w:r>
+      <w:proofErr w:type="gramEnd"/>
+      <w:r>
+        <w:t xml:space="preserve">CDATA[What is an example of responsible community </w:t>
       </w:r>
       <w:proofErr w:type="spellStart"/>
       <w:r>
@@ -18731,7 +19609,15 @@
       </w:r>
       <w:proofErr w:type="spellEnd"/>
       <w:r>
-        <w:t xml:space="preserve">&gt;&lt;![CDATA[Which of the following is an example of responsible community </w:t>
+        <w:t>&gt;</w:t>
+      </w:r>
+      <w:proofErr w:type="gramStart"/>
+      <w:r>
+        <w:t>&lt;![</w:t>
+      </w:r>
+      <w:proofErr w:type="gramEnd"/>
+      <w:r>
+        <w:t xml:space="preserve">CDATA[Which of the following is an example of responsible community </w:t>
       </w:r>
       <w:proofErr w:type="spellStart"/>
       <w:r>
@@ -18768,7 +19654,15 @@
       </w:r>
       <w:proofErr w:type="spellEnd"/>
       <w:r>
-        <w:t>&gt;&lt;![CDATA[Correct! Engaging in respectful discussions is essential for a healthy community.]]&gt;&lt;/</w:t>
+        <w:t>&gt;</w:t>
+      </w:r>
+      <w:proofErr w:type="gramStart"/>
+      <w:r>
+        <w:t>&lt;![</w:t>
+      </w:r>
+      <w:proofErr w:type="gramEnd"/>
+      <w:r>
+        <w:t>CDATA[Correct! Engaging in respectful discussions is essential for a healthy community.]]&gt;&lt;/</w:t>
       </w:r>
       <w:proofErr w:type="spellStart"/>
       <w:r>
@@ -18789,7 +19683,15 @@
       </w:r>
       <w:proofErr w:type="spellEnd"/>
       <w:r>
-        <w:t>&gt;&lt;![CDATA[Review Lesson 4 on community engagement and conduct.]]&gt;&lt;/</w:t>
+        <w:t>&gt;</w:t>
+      </w:r>
+      <w:proofErr w:type="gramStart"/>
+      <w:r>
+        <w:t>&lt;![</w:t>
+      </w:r>
+      <w:proofErr w:type="gramEnd"/>
+      <w:r>
+        <w:t>CDATA[Review Lesson 4 on community engagement and conduct.]]&gt;&lt;/</w:t>
       </w:r>
       <w:proofErr w:type="spellStart"/>
       <w:r>
@@ -18910,7 +19812,15 @@
       </w:r>
       <w:proofErr w:type="spellEnd"/>
       <w:r>
-        <w:t>&gt;&lt;![CDATA[Posting offensive comments in forums]]&gt;&lt;/</w:t>
+        <w:t>&gt;</w:t>
+      </w:r>
+      <w:proofErr w:type="gramStart"/>
+      <w:r>
+        <w:t>&lt;![</w:t>
+      </w:r>
+      <w:proofErr w:type="gramEnd"/>
+      <w:r>
+        <w:t>CDATA[Posting offensive comments in forums]]&gt;&lt;/</w:t>
       </w:r>
       <w:proofErr w:type="spellStart"/>
       <w:r>
@@ -18931,7 +19841,15 @@
       </w:r>
       <w:proofErr w:type="spellEnd"/>
       <w:r>
-        <w:t>&gt;&lt;![CDATA[Ignoring platform guidelines]]&gt;&lt;/</w:t>
+        <w:t>&gt;</w:t>
+      </w:r>
+      <w:proofErr w:type="gramStart"/>
+      <w:r>
+        <w:t>&lt;![</w:t>
+      </w:r>
+      <w:proofErr w:type="gramEnd"/>
+      <w:r>
+        <w:t>CDATA[Ignoring platform guidelines]]&gt;&lt;/</w:t>
       </w:r>
       <w:proofErr w:type="spellStart"/>
       <w:r>
@@ -18952,7 +19870,15 @@
       </w:r>
       <w:proofErr w:type="spellEnd"/>
       <w:r>
-        <w:t>&gt;&lt;![CDATA[Engaging in respectful, constructive discussions]]&gt;&lt;/</w:t>
+        <w:t>&gt;</w:t>
+      </w:r>
+      <w:proofErr w:type="gramStart"/>
+      <w:r>
+        <w:t>&lt;![</w:t>
+      </w:r>
+      <w:proofErr w:type="gramEnd"/>
+      <w:r>
+        <w:t>CDATA[Engaging in respectful, constructive discussions]]&gt;&lt;/</w:t>
       </w:r>
       <w:proofErr w:type="spellStart"/>
       <w:r>
@@ -18973,7 +19899,15 @@
       </w:r>
       <w:proofErr w:type="spellEnd"/>
       <w:r>
-        <w:t>&gt;&lt;![CDATA[Spamming other users with promotional content]]&gt;&lt;/</w:t>
+        <w:t>&gt;</w:t>
+      </w:r>
+      <w:proofErr w:type="gramStart"/>
+      <w:r>
+        <w:t>&lt;![</w:t>
+      </w:r>
+      <w:proofErr w:type="gramEnd"/>
+      <w:r>
+        <w:t>CDATA[Spamming other users with promotional content]]&gt;&lt;/</w:t>
       </w:r>
       <w:proofErr w:type="spellStart"/>
       <w:r>
@@ -18997,13 +19931,29 @@
     <w:p/>
     <w:p>
       <w:r>
-        <w:t xml:space="preserve">                &lt;!-- ===== SECTION 5: BYLAWS &amp; CONDUCT ===== --&gt;</w:t>
+        <w:t xml:space="preserve">                </w:t>
+      </w:r>
+      <w:proofErr w:type="gramStart"/>
+      <w:r>
+        <w:t>&lt;!--</w:t>
+      </w:r>
+      <w:proofErr w:type="gramEnd"/>
+      <w:r>
+        <w:t xml:space="preserve"> ===== SECTION 5: BYLAWS &amp; CONDUCT ===== --&gt;</w:t>
       </w:r>
     </w:p>
     <w:p/>
     <w:p>
       <w:r>
-        <w:t xml:space="preserve">                &lt;!-- Q11: Single Choice - Assessment Rule --&gt;</w:t>
+        <w:t xml:space="preserve">                </w:t>
+      </w:r>
+      <w:proofErr w:type="gramStart"/>
+      <w:r>
+        <w:t>&lt;!--</w:t>
+      </w:r>
+      <w:proofErr w:type="gramEnd"/>
+      <w:r>
+        <w:t xml:space="preserve"> Q11: Single Choice - Assessment Rule --&gt;</w:t>
       </w:r>
     </w:p>
     <w:p>
@@ -19021,7 +19971,15 @@
     </w:p>
     <w:p>
       <w:r>
-        <w:t xml:space="preserve">                    &lt;title&gt;&lt;![CDATA[What is the time limit for the Orientation Quiz?]]&gt;&lt;/title&gt;</w:t>
+        <w:t xml:space="preserve">                    &lt;title&gt;</w:t>
+      </w:r>
+      <w:proofErr w:type="gramStart"/>
+      <w:r>
+        <w:t>&lt;![</w:t>
+      </w:r>
+      <w:proofErr w:type="gramEnd"/>
+      <w:r>
+        <w:t>CDATA[What is the time limit for the Orientation Quiz?]]&gt;&lt;/title&gt;</w:t>
       </w:r>
     </w:p>
     <w:p>
@@ -19039,7 +19997,15 @@
       </w:r>
       <w:proofErr w:type="spellEnd"/>
       <w:r>
-        <w:t>&gt;&lt;![CDATA[How much time do you have to complete the Orientation Assessment Quiz?]]&gt;&lt;/</w:t>
+        <w:t>&gt;</w:t>
+      </w:r>
+      <w:proofErr w:type="gramStart"/>
+      <w:r>
+        <w:t>&lt;![</w:t>
+      </w:r>
+      <w:proofErr w:type="gramEnd"/>
+      <w:r>
+        <w:t>CDATA[How much time do you have to complete the Orientation Assessment Quiz?]]&gt;&lt;/</w:t>
       </w:r>
       <w:proofErr w:type="spellStart"/>
       <w:r>
@@ -19060,7 +20026,15 @@
       </w:r>
       <w:proofErr w:type="spellEnd"/>
       <w:r>
-        <w:t>&gt;&lt;![CDATA[Correct! The orientation quiz has a 20-minute time limit.]]&gt;&lt;/</w:t>
+        <w:t>&gt;</w:t>
+      </w:r>
+      <w:proofErr w:type="gramStart"/>
+      <w:r>
+        <w:t>&lt;![</w:t>
+      </w:r>
+      <w:proofErr w:type="gramEnd"/>
+      <w:r>
+        <w:t>CDATA[Correct! The orientation quiz has a 20-minute time limit.]]&gt;&lt;/</w:t>
       </w:r>
       <w:proofErr w:type="spellStart"/>
       <w:r>
@@ -19081,7 +20055,15 @@
       </w:r>
       <w:proofErr w:type="spellEnd"/>
       <w:r>
-        <w:t>&gt;&lt;![CDATA[Review Lesson 5: Platform Bylaws, Conduct &amp; Assessment Rules.]]&gt;&lt;/</w:t>
+        <w:t>&gt;</w:t>
+      </w:r>
+      <w:proofErr w:type="gramStart"/>
+      <w:r>
+        <w:t>&lt;![</w:t>
+      </w:r>
+      <w:proofErr w:type="gramEnd"/>
+      <w:r>
+        <w:t>CDATA[Review Lesson 5: Platform Bylaws, Conduct &amp; Assessment Rules.]]&gt;&lt;/</w:t>
       </w:r>
       <w:proofErr w:type="spellStart"/>
       <w:r>
@@ -19202,7 +20184,15 @@
       </w:r>
       <w:proofErr w:type="spellEnd"/>
       <w:r>
-        <w:t>&gt;&lt;![CDATA[10 minutes]]&gt;&lt;/</w:t>
+        <w:t>&gt;</w:t>
+      </w:r>
+      <w:proofErr w:type="gramStart"/>
+      <w:r>
+        <w:t>&lt;![</w:t>
+      </w:r>
+      <w:proofErr w:type="gramEnd"/>
+      <w:r>
+        <w:t>CDATA[10 minutes]]&gt;&lt;/</w:t>
       </w:r>
       <w:proofErr w:type="spellStart"/>
       <w:r>
@@ -19223,7 +20213,15 @@
       </w:r>
       <w:proofErr w:type="spellEnd"/>
       <w:r>
-        <w:t>&gt;&lt;![CDATA[20 minutes]]&gt;&lt;/</w:t>
+        <w:t>&gt;</w:t>
+      </w:r>
+      <w:proofErr w:type="gramStart"/>
+      <w:r>
+        <w:t>&lt;![</w:t>
+      </w:r>
+      <w:proofErr w:type="gramEnd"/>
+      <w:r>
+        <w:t>CDATA[20 minutes]]&gt;&lt;/</w:t>
       </w:r>
       <w:proofErr w:type="spellStart"/>
       <w:r>
@@ -19244,7 +20242,15 @@
       </w:r>
       <w:proofErr w:type="spellEnd"/>
       <w:r>
-        <w:t>&gt;&lt;![CDATA[30 minutes]]&gt;&lt;/</w:t>
+        <w:t>&gt;</w:t>
+      </w:r>
+      <w:proofErr w:type="gramStart"/>
+      <w:r>
+        <w:t>&lt;![</w:t>
+      </w:r>
+      <w:proofErr w:type="gramEnd"/>
+      <w:r>
+        <w:t>CDATA[30 minutes]]&gt;&lt;/</w:t>
       </w:r>
       <w:proofErr w:type="spellStart"/>
       <w:r>
@@ -19265,7 +20271,15 @@
       </w:r>
       <w:proofErr w:type="spellEnd"/>
       <w:r>
-        <w:t>&gt;&lt;![CDATA[Unlimited time]]&gt;&lt;/</w:t>
+        <w:t>&gt;</w:t>
+      </w:r>
+      <w:proofErr w:type="gramStart"/>
+      <w:r>
+        <w:t>&lt;![</w:t>
+      </w:r>
+      <w:proofErr w:type="gramEnd"/>
+      <w:r>
+        <w:t>CDATA[Unlimited time]]&gt;&lt;/</w:t>
       </w:r>
       <w:proofErr w:type="spellStart"/>
       <w:r>
@@ -19289,7 +20303,15 @@
     <w:p/>
     <w:p>
       <w:r>
-        <w:t xml:space="preserve">                &lt;!-- Q12: Multiple Choice - Prohibited Conduct --&gt;</w:t>
+        <w:t xml:space="preserve">                </w:t>
+      </w:r>
+      <w:proofErr w:type="gramStart"/>
+      <w:r>
+        <w:t>&lt;!--</w:t>
+      </w:r>
+      <w:proofErr w:type="gramEnd"/>
+      <w:r>
+        <w:t xml:space="preserve"> Q12: Multiple Choice - Prohibited Conduct --&gt;</w:t>
       </w:r>
     </w:p>
     <w:p>
@@ -19307,7 +20329,15 @@
     </w:p>
     <w:p>
       <w:r>
-        <w:t xml:space="preserve">                    &lt;title&gt;&lt;![CDATA[Which of the following are prohibited on </w:t>
+        <w:t xml:space="preserve">                    &lt;title&gt;</w:t>
+      </w:r>
+      <w:proofErr w:type="gramStart"/>
+      <w:r>
+        <w:t>&lt;![</w:t>
+      </w:r>
+      <w:proofErr w:type="gramEnd"/>
+      <w:r>
+        <w:t xml:space="preserve">CDATA[Which of the following are prohibited on </w:t>
       </w:r>
       <w:proofErr w:type="spellStart"/>
       <w:r>
@@ -19333,7 +20363,15 @@
       </w:r>
       <w:proofErr w:type="spellEnd"/>
       <w:r>
-        <w:t xml:space="preserve">&gt;&lt;![CDATA[Which of the following are prohibited conduct on </w:t>
+        <w:t>&gt;</w:t>
+      </w:r>
+      <w:proofErr w:type="gramStart"/>
+      <w:r>
+        <w:t>&lt;![</w:t>
+      </w:r>
+      <w:proofErr w:type="gramEnd"/>
+      <w:r>
+        <w:t xml:space="preserve">CDATA[Which of the following are prohibited conduct on </w:t>
       </w:r>
       <w:proofErr w:type="spellStart"/>
       <w:r>
@@ -19362,7 +20400,15 @@
       </w:r>
       <w:proofErr w:type="spellEnd"/>
       <w:r>
-        <w:t>&gt;&lt;![CDATA[Correct! All of these are violations of platform bylaws.]]&gt;&lt;/</w:t>
+        <w:t>&gt;</w:t>
+      </w:r>
+      <w:proofErr w:type="gramStart"/>
+      <w:r>
+        <w:t>&lt;![</w:t>
+      </w:r>
+      <w:proofErr w:type="gramEnd"/>
+      <w:r>
+        <w:t>CDATA[Correct! All of these are violations of platform bylaws.]]&gt;&lt;/</w:t>
       </w:r>
       <w:proofErr w:type="spellStart"/>
       <w:r>
@@ -19383,7 +20429,15 @@
       </w:r>
       <w:proofErr w:type="spellEnd"/>
       <w:r>
-        <w:t>&gt;&lt;![CDATA[Review Lesson 5 on required conduct and platform bylaws.]]&gt;&lt;/</w:t>
+        <w:t>&gt;</w:t>
+      </w:r>
+      <w:proofErr w:type="gramStart"/>
+      <w:r>
+        <w:t>&lt;![</w:t>
+      </w:r>
+      <w:proofErr w:type="gramEnd"/>
+      <w:r>
+        <w:t>CDATA[Review Lesson 5 on required conduct and platform bylaws.]]&gt;&lt;/</w:t>
       </w:r>
       <w:proofErr w:type="spellStart"/>
       <w:r>
@@ -19503,7 +20557,15 @@
       </w:r>
       <w:proofErr w:type="spellEnd"/>
       <w:r>
-        <w:t>&gt;&lt;![CDATA[Plagiarism and cheating on assessments]]&gt;&lt;/</w:t>
+        <w:t>&gt;</w:t>
+      </w:r>
+      <w:proofErr w:type="gramStart"/>
+      <w:r>
+        <w:t>&lt;![</w:t>
+      </w:r>
+      <w:proofErr w:type="gramEnd"/>
+      <w:r>
+        <w:t>CDATA[Plagiarism and cheating on assessments]]&gt;&lt;/</w:t>
       </w:r>
       <w:proofErr w:type="spellStart"/>
       <w:r>
@@ -19525,7 +20587,15 @@
       </w:r>
       <w:proofErr w:type="spellEnd"/>
       <w:r>
-        <w:t>&gt;&lt;![CDATA[Posting offensive or toxic content]]&gt;&lt;/</w:t>
+        <w:t>&gt;</w:t>
+      </w:r>
+      <w:proofErr w:type="gramStart"/>
+      <w:r>
+        <w:t>&lt;![</w:t>
+      </w:r>
+      <w:proofErr w:type="gramEnd"/>
+      <w:r>
+        <w:t>CDATA[Posting offensive or toxic content]]&gt;&lt;/</w:t>
       </w:r>
       <w:proofErr w:type="spellStart"/>
       <w:r>
@@ -19546,7 +20616,15 @@
       </w:r>
       <w:proofErr w:type="spellEnd"/>
       <w:r>
-        <w:t>&gt;&lt;![CDATA[Sharing quiz answers or unauthorized assistance]]&gt;&lt;/</w:t>
+        <w:t>&gt;</w:t>
+      </w:r>
+      <w:proofErr w:type="gramStart"/>
+      <w:r>
+        <w:t>&lt;![</w:t>
+      </w:r>
+      <w:proofErr w:type="gramEnd"/>
+      <w:r>
+        <w:t>CDATA[Sharing quiz answers or unauthorized assistance]]&gt;&lt;/</w:t>
       </w:r>
       <w:proofErr w:type="spellStart"/>
       <w:r>
@@ -19567,7 +20645,15 @@
       </w:r>
       <w:proofErr w:type="spellEnd"/>
       <w:r>
-        <w:t>&gt;&lt;![CDATA[Asking questions in support forums]]&gt;&lt;/</w:t>
+        <w:t>&gt;</w:t>
+      </w:r>
+      <w:proofErr w:type="gramStart"/>
+      <w:r>
+        <w:t>&lt;![</w:t>
+      </w:r>
+      <w:proofErr w:type="gramEnd"/>
+      <w:r>
+        <w:t>CDATA[Asking questions in support forums]]&gt;&lt;/</w:t>
       </w:r>
       <w:proofErr w:type="spellStart"/>
       <w:r>
@@ -19591,7 +20677,15 @@
     <w:p/>
     <w:p>
       <w:r>
-        <w:t xml:space="preserve">                &lt;!-- Q13: Single Choice - Misconduct Reporting --&gt;</w:t>
+        <w:t xml:space="preserve">                </w:t>
+      </w:r>
+      <w:proofErr w:type="gramStart"/>
+      <w:r>
+        <w:t>&lt;!--</w:t>
+      </w:r>
+      <w:proofErr w:type="gramEnd"/>
+      <w:r>
+        <w:t xml:space="preserve"> Q13: Single Choice - Misconduct Reporting --&gt;</w:t>
       </w:r>
     </w:p>
     <w:p>
@@ -19609,7 +20703,15 @@
     </w:p>
     <w:p>
       <w:r>
-        <w:t xml:space="preserve">                    &lt;title&gt;&lt;![CDATA[How should misconduct be reported?]]&gt;&lt;/title&gt;</w:t>
+        <w:t xml:space="preserve">                    &lt;title&gt;</w:t>
+      </w:r>
+      <w:proofErr w:type="gramStart"/>
+      <w:r>
+        <w:t>&lt;![</w:t>
+      </w:r>
+      <w:proofErr w:type="gramEnd"/>
+      <w:r>
+        <w:t>CDATA[How should misconduct be reported?]]&gt;&lt;/title&gt;</w:t>
       </w:r>
     </w:p>
     <w:p>
@@ -19627,7 +20729,15 @@
       </w:r>
       <w:proofErr w:type="spellEnd"/>
       <w:r>
-        <w:t xml:space="preserve">&gt;&lt;![CDATA[If you witness misconduct on </w:t>
+        <w:t>&gt;</w:t>
+      </w:r>
+      <w:proofErr w:type="gramStart"/>
+      <w:r>
+        <w:t>&lt;![</w:t>
+      </w:r>
+      <w:proofErr w:type="gramEnd"/>
+      <w:r>
+        <w:t xml:space="preserve">CDATA[If you witness misconduct on </w:t>
       </w:r>
       <w:proofErr w:type="spellStart"/>
       <w:r>
@@ -19656,7 +20766,15 @@
       </w:r>
       <w:proofErr w:type="spellEnd"/>
       <w:r>
-        <w:t>&gt;&lt;![CDATA[Correct! Contact support for misconduct incidents.]]&gt;&lt;/</w:t>
+        <w:t>&gt;</w:t>
+      </w:r>
+      <w:proofErr w:type="gramStart"/>
+      <w:r>
+        <w:t>&lt;![</w:t>
+      </w:r>
+      <w:proofErr w:type="gramEnd"/>
+      <w:r>
+        <w:t>CDATA[Correct! Contact support for misconduct incidents.]]&gt;&lt;/</w:t>
       </w:r>
       <w:proofErr w:type="spellStart"/>
       <w:r>
@@ -19677,7 +20795,15 @@
       </w:r>
       <w:proofErr w:type="spellEnd"/>
       <w:r>
-        <w:t>&gt;&lt;![CDATA[Review Lesson 4 and 5 on reporting misconduct.]]&gt;&lt;/</w:t>
+        <w:t>&gt;</w:t>
+      </w:r>
+      <w:proofErr w:type="gramStart"/>
+      <w:r>
+        <w:t>&lt;![</w:t>
+      </w:r>
+      <w:proofErr w:type="gramEnd"/>
+      <w:r>
+        <w:t>CDATA[Review Lesson 4 and 5 on reporting misconduct.]]&gt;&lt;/</w:t>
       </w:r>
       <w:proofErr w:type="spellStart"/>
       <w:r>
@@ -19797,7 +20923,15 @@
       </w:r>
       <w:proofErr w:type="spellEnd"/>
       <w:r>
-        <w:t>&gt;&lt;![CDATA[Ignore it and let others handle it]]&gt;&lt;/</w:t>
+        <w:t>&gt;</w:t>
+      </w:r>
+      <w:proofErr w:type="gramStart"/>
+      <w:r>
+        <w:t>&lt;![</w:t>
+      </w:r>
+      <w:proofErr w:type="gramEnd"/>
+      <w:r>
+        <w:t>CDATA[Ignore it and let others handle it]]&gt;&lt;/</w:t>
       </w:r>
       <w:proofErr w:type="spellStart"/>
       <w:r>
@@ -19818,7 +20952,15 @@
       </w:r>
       <w:proofErr w:type="spellEnd"/>
       <w:r>
-        <w:t>&gt;&lt;![CDATA[Contact support@buzzjuice.net or submit a formal complaint]]&gt;&lt;/</w:t>
+        <w:t>&gt;</w:t>
+      </w:r>
+      <w:proofErr w:type="gramStart"/>
+      <w:r>
+        <w:t>&lt;![</w:t>
+      </w:r>
+      <w:proofErr w:type="gramEnd"/>
+      <w:r>
+        <w:t>CDATA[Contact support@buzzjuice.net or submit a formal complaint]]&gt;&lt;/</w:t>
       </w:r>
       <w:proofErr w:type="spellStart"/>
       <w:r>
@@ -19839,7 +20981,15 @@
       </w:r>
       <w:proofErr w:type="spellEnd"/>
       <w:r>
-        <w:t>&gt;&lt;![CDATA[Post about it publicly on social media]]&gt;&lt;/</w:t>
+        <w:t>&gt;</w:t>
+      </w:r>
+      <w:proofErr w:type="gramStart"/>
+      <w:r>
+        <w:t>&lt;![</w:t>
+      </w:r>
+      <w:proofErr w:type="gramEnd"/>
+      <w:r>
+        <w:t>CDATA[Post about it publicly on social media]]&gt;&lt;/</w:t>
       </w:r>
       <w:proofErr w:type="spellStart"/>
       <w:r>
@@ -19852,7 +21002,15 @@
     </w:p>
     <w:p>
       <w:r>
-        <w:t xml:space="preserve">                        &lt;answer points="1" correct="false"&gt;&lt;![CDATA[Confront the person directly in forums]]&gt;&lt;/</w:t>
+        <w:t xml:space="preserve">                        &lt;answer points="1" correct="false"&gt;</w:t>
+      </w:r>
+      <w:proofErr w:type="gramStart"/>
+      <w:r>
+        <w:t>&lt;![</w:t>
+      </w:r>
+      <w:proofErr w:type="gramEnd"/>
+      <w:r>
+        <w:t>CDATA[Confront the person directly in forums]]&gt;&lt;/</w:t>
       </w:r>
       <w:proofErr w:type="spellStart"/>
       <w:r>
@@ -19877,13 +21035,29 @@
     <w:p/>
     <w:p>
       <w:r>
-        <w:t xml:space="preserve">                &lt;!-- ===== SECTION 6: AFFILIATE PROGRAM ===== --&gt;</w:t>
+        <w:t xml:space="preserve">                </w:t>
+      </w:r>
+      <w:proofErr w:type="gramStart"/>
+      <w:r>
+        <w:t>&lt;!--</w:t>
+      </w:r>
+      <w:proofErr w:type="gramEnd"/>
+      <w:r>
+        <w:t xml:space="preserve"> ===== SECTION 6: AFFILIATE PROGRAM ===== --&gt;</w:t>
       </w:r>
     </w:p>
     <w:p/>
     <w:p>
       <w:r>
-        <w:t xml:space="preserve">                &lt;!-- Q14: Single Choice - BUS1300 Access --&gt;</w:t>
+        <w:t xml:space="preserve">                </w:t>
+      </w:r>
+      <w:proofErr w:type="gramStart"/>
+      <w:r>
+        <w:t>&lt;!--</w:t>
+      </w:r>
+      <w:proofErr w:type="gramEnd"/>
+      <w:r>
+        <w:t xml:space="preserve"> Q14: Single Choice - BUS1300 Access --&gt;</w:t>
       </w:r>
     </w:p>
     <w:p>
@@ -19901,7 +21075,15 @@
     </w:p>
     <w:p>
       <w:r>
-        <w:t xml:space="preserve">                    &lt;title&gt;&lt;![CDATA[When can you access the BUS1300 Affiliate Management course?]]&gt;&lt;/title&gt;</w:t>
+        <w:t xml:space="preserve">                    &lt;title&gt;</w:t>
+      </w:r>
+      <w:proofErr w:type="gramStart"/>
+      <w:r>
+        <w:t>&lt;![</w:t>
+      </w:r>
+      <w:proofErr w:type="gramEnd"/>
+      <w:r>
+        <w:t>CDATA[When can you access the BUS1300 Affiliate Management course?]]&gt;&lt;/title&gt;</w:t>
       </w:r>
     </w:p>
     <w:p>
@@ -19919,7 +21101,15 @@
       </w:r>
       <w:proofErr w:type="spellEnd"/>
       <w:r>
-        <w:t>&gt;&lt;![CDATA[When does BUS1300 — Affiliate Management become available to you?]]&gt;&lt;/</w:t>
+        <w:t>&gt;</w:t>
+      </w:r>
+      <w:proofErr w:type="gramStart"/>
+      <w:r>
+        <w:t>&lt;![</w:t>
+      </w:r>
+      <w:proofErr w:type="gramEnd"/>
+      <w:r>
+        <w:t>CDATA[When does BUS1300 — Affiliate Management become available to you?]]&gt;&lt;/</w:t>
       </w:r>
       <w:proofErr w:type="spellStart"/>
       <w:r>
@@ -19940,7 +21130,23 @@
       </w:r>
       <w:proofErr w:type="spellEnd"/>
       <w:r>
-        <w:t>&gt;&lt;![CDATA[Correct! BUS1300 is available on the Courses Landing Page after you complete orientation.]]&gt;&lt;/</w:t>
+        <w:t>&gt;</w:t>
+      </w:r>
+      <w:proofErr w:type="gramStart"/>
+      <w:r>
+        <w:t>&lt;![</w:t>
+      </w:r>
+      <w:proofErr w:type="gramEnd"/>
+      <w:r>
+        <w:t xml:space="preserve">CDATA[Correct! BUS1300 is available on the Courses Landing Page after </w:t>
+      </w:r>
+      <w:proofErr w:type="gramStart"/>
+      <w:r>
+        <w:t>you</w:t>
+      </w:r>
+      <w:proofErr w:type="gramEnd"/>
+      <w:r>
+        <w:t xml:space="preserve"> complete orientation.]]&gt;&lt;/</w:t>
       </w:r>
       <w:proofErr w:type="spellStart"/>
       <w:r>
@@ -19961,7 +21167,15 @@
       </w:r>
       <w:proofErr w:type="spellEnd"/>
       <w:r>
-        <w:t xml:space="preserve">&gt;&lt;![CDATA[Review Lesson 6: Introducing the </w:t>
+        <w:t>&gt;</w:t>
+      </w:r>
+      <w:proofErr w:type="gramStart"/>
+      <w:r>
+        <w:t>&lt;![</w:t>
+      </w:r>
+      <w:proofErr w:type="gramEnd"/>
+      <w:r>
+        <w:t xml:space="preserve">CDATA[Review Lesson 6: Introducing the </w:t>
       </w:r>
       <w:proofErr w:type="spellStart"/>
       <w:r>
@@ -20089,7 +21303,15 @@
       </w:r>
       <w:proofErr w:type="spellEnd"/>
       <w:r>
-        <w:t>&gt;&lt;![CDATA[Before you complete orientation]]&gt;&lt;/</w:t>
+        <w:t>&gt;</w:t>
+      </w:r>
+      <w:proofErr w:type="gramStart"/>
+      <w:r>
+        <w:t>&lt;![</w:t>
+      </w:r>
+      <w:proofErr w:type="gramEnd"/>
+      <w:r>
+        <w:t>CDATA[Before you complete orientation]]&gt;&lt;/</w:t>
       </w:r>
       <w:proofErr w:type="spellStart"/>
       <w:r>
@@ -20110,7 +21332,15 @@
       </w:r>
       <w:proofErr w:type="spellEnd"/>
       <w:r>
-        <w:t>&gt;&lt;![CDATA[After you complete orientation and unlock the Courses Landing Page]]&gt;&lt;/</w:t>
+        <w:t>&gt;</w:t>
+      </w:r>
+      <w:proofErr w:type="gramStart"/>
+      <w:r>
+        <w:t>&lt;![</w:t>
+      </w:r>
+      <w:proofErr w:type="gramEnd"/>
+      <w:r>
+        <w:t>CDATA[After you complete orientation and unlock the Courses Landing Page]]&gt;&lt;/</w:t>
       </w:r>
       <w:proofErr w:type="spellStart"/>
       <w:r>
@@ -20131,7 +21361,15 @@
       </w:r>
       <w:proofErr w:type="spellEnd"/>
       <w:r>
-        <w:t>&gt;&lt;![CDATA[Only if you purchase the Jewel Affiliate subscription first]]&gt;&lt;/</w:t>
+        <w:t>&gt;</w:t>
+      </w:r>
+      <w:proofErr w:type="gramStart"/>
+      <w:r>
+        <w:t>&lt;![</w:t>
+      </w:r>
+      <w:proofErr w:type="gramEnd"/>
+      <w:r>
+        <w:t>CDATA[Only if you purchase the Jewel Affiliate subscription first]]&gt;&lt;/</w:t>
       </w:r>
       <w:proofErr w:type="spellStart"/>
       <w:r>
@@ -20152,7 +21390,15 @@
       </w:r>
       <w:proofErr w:type="spellEnd"/>
       <w:r>
-        <w:t>&gt;&lt;![CDATA[It is not available to individual learners]]&gt;&lt;/</w:t>
+        <w:t>&gt;</w:t>
+      </w:r>
+      <w:proofErr w:type="gramStart"/>
+      <w:r>
+        <w:t>&lt;![</w:t>
+      </w:r>
+      <w:proofErr w:type="gramEnd"/>
+      <w:r>
+        <w:t>CDATA[It is not available to individual learners]]&gt;&lt;/</w:t>
       </w:r>
       <w:proofErr w:type="spellStart"/>
       <w:r>
@@ -20177,7 +21423,15 @@
     <w:p>
       <w:r>
         <w:lastRenderedPageBreak/>
-        <w:t xml:space="preserve">                &lt;!-- Q15: Multiple Choice - Free Affiliate Lessons --&gt;</w:t>
+        <w:t xml:space="preserve">                </w:t>
+      </w:r>
+      <w:proofErr w:type="gramStart"/>
+      <w:r>
+        <w:t>&lt;!--</w:t>
+      </w:r>
+      <w:proofErr w:type="gramEnd"/>
+      <w:r>
+        <w:t xml:space="preserve"> Q15: Multiple Choice - Free Affiliate Lessons --&gt;</w:t>
       </w:r>
     </w:p>
     <w:p>
@@ -20195,7 +21449,15 @@
     </w:p>
     <w:p>
       <w:r>
-        <w:t xml:space="preserve">                    &lt;title&gt;&lt;![CDATA[Which BUS1300 lessons are free to access?]]&gt;&lt;/title&gt;</w:t>
+        <w:t xml:space="preserve">                    &lt;title&gt;</w:t>
+      </w:r>
+      <w:proofErr w:type="gramStart"/>
+      <w:r>
+        <w:t>&lt;![</w:t>
+      </w:r>
+      <w:proofErr w:type="gramEnd"/>
+      <w:r>
+        <w:t>CDATA[Which BUS1300 lessons are free to access?]]&gt;&lt;/title&gt;</w:t>
       </w:r>
     </w:p>
     <w:p>
@@ -20213,7 +21475,15 @@
       </w:r>
       <w:proofErr w:type="spellEnd"/>
       <w:r>
-        <w:t>&gt;&lt;![CDATA[Which of the following statements about free affiliate lessons are correct? (Select all that apply)]]&gt;&lt;/</w:t>
+        <w:t>&gt;</w:t>
+      </w:r>
+      <w:proofErr w:type="gramStart"/>
+      <w:r>
+        <w:t>&lt;![</w:t>
+      </w:r>
+      <w:proofErr w:type="gramEnd"/>
+      <w:r>
+        <w:t>CDATA[Which of the following statements about free affiliate lessons are correct? (Select all that apply)]]&gt;&lt;/</w:t>
       </w:r>
       <w:proofErr w:type="spellStart"/>
       <w:r>
@@ -20234,7 +21504,15 @@
       </w:r>
       <w:proofErr w:type="spellEnd"/>
       <w:r>
-        <w:t>&gt;&lt;![CDATA[Correct! Foundation lessons are free, while advanced lessons require Jewel Affiliate subscription.]]&gt;&lt;/</w:t>
+        <w:t>&gt;</w:t>
+      </w:r>
+      <w:proofErr w:type="gramStart"/>
+      <w:r>
+        <w:t>&lt;![</w:t>
+      </w:r>
+      <w:proofErr w:type="gramEnd"/>
+      <w:r>
+        <w:t>CDATA[Correct! Foundation lessons are free, while advanced lessons require Jewel Affiliate subscription.]]&gt;&lt;/</w:t>
       </w:r>
       <w:proofErr w:type="spellStart"/>
       <w:r>
@@ -20255,7 +21533,15 @@
       </w:r>
       <w:proofErr w:type="spellEnd"/>
       <w:r>
-        <w:t>&gt;&lt;![CDATA[Review Lesson 6 on BUS1300 gating and subscription requirements.]]&gt;&lt;/</w:t>
+        <w:t>&gt;</w:t>
+      </w:r>
+      <w:proofErr w:type="gramStart"/>
+      <w:r>
+        <w:t>&lt;![</w:t>
+      </w:r>
+      <w:proofErr w:type="gramEnd"/>
+      <w:r>
+        <w:t>CDATA[Review Lesson 6 on BUS1300 gating and subscription requirements.]]&gt;&lt;/</w:t>
       </w:r>
       <w:proofErr w:type="spellStart"/>
       <w:r>
@@ -20375,7 +21661,15 @@
       </w:r>
       <w:proofErr w:type="spellEnd"/>
       <w:r>
-        <w:t>&gt;&lt;![CDATA[Lessons 1–4 (Foundations, Platform, Financials, Onboarding) are free]]&gt;&lt;/</w:t>
+        <w:t>&gt;</w:t>
+      </w:r>
+      <w:proofErr w:type="gramStart"/>
+      <w:r>
+        <w:t>&lt;![</w:t>
+      </w:r>
+      <w:proofErr w:type="gramEnd"/>
+      <w:r>
+        <w:t>CDATA[Lessons 1–4 (Foundations, Platform, Financials, Onboarding) are free]]&gt;&lt;/</w:t>
       </w:r>
       <w:proofErr w:type="spellStart"/>
       <w:r>
@@ -20396,7 +21690,15 @@
       </w:r>
       <w:proofErr w:type="spellEnd"/>
       <w:r>
-        <w:t>&gt;&lt;![CDATA[Free lessons introduce affiliate marketing basics and platform navigation]]&gt;&lt;/</w:t>
+        <w:t>&gt;</w:t>
+      </w:r>
+      <w:proofErr w:type="gramStart"/>
+      <w:r>
+        <w:t>&lt;![</w:t>
+      </w:r>
+      <w:proofErr w:type="gramEnd"/>
+      <w:r>
+        <w:t>CDATA[Free lessons introduce affiliate marketing basics and platform navigation]]&gt;&lt;/</w:t>
       </w:r>
       <w:proofErr w:type="spellStart"/>
       <w:r>
@@ -20417,7 +21719,15 @@
       </w:r>
       <w:proofErr w:type="spellEnd"/>
       <w:r>
-        <w:t>&gt;&lt;![CDATA[All BUS1300 lessons are free]]&gt;&lt;/</w:t>
+        <w:t>&gt;</w:t>
+      </w:r>
+      <w:proofErr w:type="gramStart"/>
+      <w:r>
+        <w:t>&lt;![</w:t>
+      </w:r>
+      <w:proofErr w:type="gramEnd"/>
+      <w:r>
+        <w:t>CDATA[All BUS1300 lessons are free]]&gt;&lt;/</w:t>
       </w:r>
       <w:proofErr w:type="spellStart"/>
       <w:r>
@@ -20438,7 +21748,15 @@
       </w:r>
       <w:proofErr w:type="spellEnd"/>
       <w:r>
-        <w:t>&gt;&lt;![CDATA[Advanced lessons (5–8) require Jewel Affiliate subscription to unlock]]&gt;&lt;/</w:t>
+        <w:t>&gt;</w:t>
+      </w:r>
+      <w:proofErr w:type="gramStart"/>
+      <w:r>
+        <w:t>&lt;![</w:t>
+      </w:r>
+      <w:proofErr w:type="gramEnd"/>
+      <w:r>
+        <w:t>CDATA[Advanced lessons (5–8) require Jewel Affiliate subscription to unlock]]&gt;&lt;/</w:t>
       </w:r>
       <w:proofErr w:type="spellStart"/>
       <w:r>
@@ -20462,7 +21780,15 @@
     <w:p/>
     <w:p>
       <w:r>
-        <w:t xml:space="preserve">                &lt;!-- Q16: Single Choice - Steps to Become Affiliate --&gt;</w:t>
+        <w:t xml:space="preserve">                </w:t>
+      </w:r>
+      <w:proofErr w:type="gramStart"/>
+      <w:r>
+        <w:t>&lt;!--</w:t>
+      </w:r>
+      <w:proofErr w:type="gramEnd"/>
+      <w:r>
+        <w:t xml:space="preserve"> Q16: Single Choice - Steps to Become Affiliate --&gt;</w:t>
       </w:r>
     </w:p>
     <w:p>
@@ -20480,7 +21806,15 @@
     </w:p>
     <w:p>
       <w:r>
-        <w:t xml:space="preserve">                    &lt;title&gt;&lt;![CDATA[What is the correct sequence to become a </w:t>
+        <w:t xml:space="preserve">                    &lt;title&gt;</w:t>
+      </w:r>
+      <w:proofErr w:type="gramStart"/>
+      <w:r>
+        <w:t>&lt;![</w:t>
+      </w:r>
+      <w:proofErr w:type="gramEnd"/>
+      <w:r>
+        <w:t xml:space="preserve">CDATA[What is the correct sequence to become a </w:t>
       </w:r>
       <w:proofErr w:type="spellStart"/>
       <w:r>
@@ -20506,7 +21840,15 @@
       </w:r>
       <w:proofErr w:type="spellEnd"/>
       <w:r>
-        <w:t xml:space="preserve">&gt;&lt;![CDATA[What is the correct sequence of steps to become a </w:t>
+        <w:t>&gt;</w:t>
+      </w:r>
+      <w:proofErr w:type="gramStart"/>
+      <w:r>
+        <w:t>&lt;![</w:t>
+      </w:r>
+      <w:proofErr w:type="gramEnd"/>
+      <w:r>
+        <w:t xml:space="preserve">CDATA[What is the correct sequence of steps to become a </w:t>
       </w:r>
       <w:proofErr w:type="spellStart"/>
       <w:r>
@@ -20536,7 +21878,15 @@
       </w:r>
       <w:proofErr w:type="spellEnd"/>
       <w:r>
-        <w:t>&gt;&lt;![CDATA[Correct! This is the proper activation sequence.]]&gt;&lt;/</w:t>
+        <w:t>&gt;</w:t>
+      </w:r>
+      <w:proofErr w:type="gramStart"/>
+      <w:r>
+        <w:t>&lt;![</w:t>
+      </w:r>
+      <w:proofErr w:type="gramEnd"/>
+      <w:r>
+        <w:t>CDATA[Correct! This is the proper activation sequence.]]&gt;&lt;/</w:t>
       </w:r>
       <w:proofErr w:type="spellStart"/>
       <w:r>
@@ -20557,7 +21907,15 @@
       </w:r>
       <w:proofErr w:type="spellEnd"/>
       <w:r>
-        <w:t>&gt;&lt;![CDATA[Review Lesson 6 on the affiliate activation process.]]&gt;&lt;/</w:t>
+        <w:t>&gt;</w:t>
+      </w:r>
+      <w:proofErr w:type="gramStart"/>
+      <w:r>
+        <w:t>&lt;![</w:t>
+      </w:r>
+      <w:proofErr w:type="gramEnd"/>
+      <w:r>
+        <w:t>CDATA[Review Lesson 6 on the affiliate activation process.]]&gt;&lt;/</w:t>
       </w:r>
       <w:proofErr w:type="spellStart"/>
       <w:r>
@@ -20677,7 +22035,15 @@
       </w:r>
       <w:proofErr w:type="spellEnd"/>
       <w:r>
-        <w:t>&gt;&lt;![CDATA[Complete orientation → Access BUS1300 → Complete free lessons → Submit KYC → Pass Activation Assessment → Activate Jewel Affiliate subscription]]&gt;&lt;/</w:t>
+        <w:t>&gt;</w:t>
+      </w:r>
+      <w:proofErr w:type="gramStart"/>
+      <w:r>
+        <w:t>&lt;![</w:t>
+      </w:r>
+      <w:proofErr w:type="gramEnd"/>
+      <w:r>
+        <w:t>CDATA[Complete orientation → Access BUS1300 → Complete free lessons → Submit KYC → Pass Activation Assessment → Activate Jewel Affiliate subscription]]&gt;&lt;/</w:t>
       </w:r>
       <w:proofErr w:type="spellStart"/>
       <w:r>
@@ -20698,7 +22064,15 @@
       </w:r>
       <w:proofErr w:type="spellEnd"/>
       <w:r>
-        <w:t>&gt;&lt;![CDATA[Activate Jewel Affiliate subscription → Complete orientation → Access BUS1300 → Complete free lessons]]&gt;&lt;/</w:t>
+        <w:t>&gt;</w:t>
+      </w:r>
+      <w:proofErr w:type="gramStart"/>
+      <w:r>
+        <w:t>&lt;![</w:t>
+      </w:r>
+      <w:proofErr w:type="gramEnd"/>
+      <w:r>
+        <w:t>CDATA[Activate Jewel Affiliate subscription → Complete orientation → Access BUS1300 → Complete free lessons]]&gt;&lt;/</w:t>
       </w:r>
       <w:proofErr w:type="spellStart"/>
       <w:r>
@@ -20719,7 +22093,15 @@
       </w:r>
       <w:proofErr w:type="spellEnd"/>
       <w:r>
-        <w:t>&gt;&lt;![CDATA[Submit KYC → Activate Jewel Affiliate subscription → Complete orientation → Access BUS1300]]&gt;&lt;/</w:t>
+        <w:t>&gt;</w:t>
+      </w:r>
+      <w:proofErr w:type="gramStart"/>
+      <w:r>
+        <w:t>&lt;![</w:t>
+      </w:r>
+      <w:proofErr w:type="gramEnd"/>
+      <w:r>
+        <w:t>CDATA[Submit KYC → Activate Jewel Affiliate subscription → Complete orientation → Access BUS1300]]&gt;&lt;/</w:t>
       </w:r>
       <w:proofErr w:type="spellStart"/>
       <w:r>
@@ -20740,7 +22122,15 @@
       </w:r>
       <w:proofErr w:type="spellEnd"/>
       <w:r>
-        <w:t>&gt;&lt;![CDATA[Pass Activation Assessment → Complete free lessons → Submit KYC → Complete orientation]]&gt;&lt;/</w:t>
+        <w:t>&gt;</w:t>
+      </w:r>
+      <w:proofErr w:type="gramStart"/>
+      <w:r>
+        <w:t>&lt;![</w:t>
+      </w:r>
+      <w:proofErr w:type="gramEnd"/>
+      <w:r>
+        <w:t>CDATA[Pass Activation Assessment → Complete free lessons → Submit KYC → Complete orientation]]&gt;&lt;/</w:t>
       </w:r>
       <w:proofErr w:type="spellStart"/>
       <w:r>
@@ -20764,7 +22154,15 @@
     <w:p/>
     <w:p>
       <w:r>
-        <w:t xml:space="preserve">                &lt;!-- Q17: Single Choice - Affiliate KYC Requirement --&gt;</w:t>
+        <w:t xml:space="preserve">                </w:t>
+      </w:r>
+      <w:proofErr w:type="gramStart"/>
+      <w:r>
+        <w:t>&lt;!--</w:t>
+      </w:r>
+      <w:proofErr w:type="gramEnd"/>
+      <w:r>
+        <w:t xml:space="preserve"> Q17: Single Choice - Affiliate KYC Requirement --&gt;</w:t>
       </w:r>
     </w:p>
     <w:p>
@@ -20782,7 +22180,15 @@
     </w:p>
     <w:p>
       <w:r>
-        <w:t xml:space="preserve">                    &lt;title&gt;&lt;![CDATA[Why is KYC required for affiliate program access?]]&gt;&lt;/title&gt;</w:t>
+        <w:t xml:space="preserve">                    &lt;title&gt;</w:t>
+      </w:r>
+      <w:proofErr w:type="gramStart"/>
+      <w:r>
+        <w:t>&lt;![</w:t>
+      </w:r>
+      <w:proofErr w:type="gramEnd"/>
+      <w:r>
+        <w:t>CDATA[Why is KYC required for affiliate program access?]]&gt;&lt;/title&gt;</w:t>
       </w:r>
     </w:p>
     <w:p>
@@ -20800,7 +22206,15 @@
       </w:r>
       <w:proofErr w:type="spellEnd"/>
       <w:r>
-        <w:t xml:space="preserve">&gt;&lt;![CDATA[What is the primary reason KYC (Know Your Customer) is required to join the </w:t>
+        <w:t>&gt;</w:t>
+      </w:r>
+      <w:proofErr w:type="gramStart"/>
+      <w:r>
+        <w:t>&lt;![</w:t>
+      </w:r>
+      <w:proofErr w:type="gramEnd"/>
+      <w:r>
+        <w:t xml:space="preserve">CDATA[What is the primary reason KYC (Know Your Customer) is required to join the </w:t>
       </w:r>
       <w:proofErr w:type="spellStart"/>
       <w:r>
@@ -20829,7 +22243,15 @@
       </w:r>
       <w:proofErr w:type="spellEnd"/>
       <w:r>
-        <w:t>&gt;&lt;![CDATA[Correct! KYC is required for legal compliance and payout processing.]]&gt;&lt;/</w:t>
+        <w:t>&gt;</w:t>
+      </w:r>
+      <w:proofErr w:type="gramStart"/>
+      <w:r>
+        <w:t>&lt;![</w:t>
+      </w:r>
+      <w:proofErr w:type="gramEnd"/>
+      <w:r>
+        <w:t>CDATA[Correct! KYC is required for legal compliance and payout processing.]]&gt;&lt;/</w:t>
       </w:r>
       <w:proofErr w:type="spellStart"/>
       <w:r>
@@ -20850,7 +22272,15 @@
       </w:r>
       <w:proofErr w:type="spellEnd"/>
       <w:r>
-        <w:t>&gt;&lt;![CDATA[Review Lesson 1 and Lesson 6 on KYC requirements.]]&gt;&lt;/</w:t>
+        <w:t>&gt;</w:t>
+      </w:r>
+      <w:proofErr w:type="gramStart"/>
+      <w:r>
+        <w:t>&lt;![</w:t>
+      </w:r>
+      <w:proofErr w:type="gramEnd"/>
+      <w:r>
+        <w:t>CDATA[Review Lesson 1 and Lesson 6 on KYC requirements.]]&gt;&lt;/</w:t>
       </w:r>
       <w:proofErr w:type="spellStart"/>
       <w:r>
@@ -20971,7 +22401,15 @@
       </w:r>
       <w:proofErr w:type="spellEnd"/>
       <w:r>
-        <w:t>&gt;&lt;![CDATA[To determine if you qualify for free content]]&gt;&lt;/</w:t>
+        <w:t>&gt;</w:t>
+      </w:r>
+      <w:proofErr w:type="gramStart"/>
+      <w:r>
+        <w:t>&lt;![</w:t>
+      </w:r>
+      <w:proofErr w:type="gramEnd"/>
+      <w:r>
+        <w:t>CDATA[To determine if you qualify for free content]]&gt;&lt;/</w:t>
       </w:r>
       <w:proofErr w:type="spellStart"/>
       <w:r>
@@ -20992,7 +22430,15 @@
       </w:r>
       <w:proofErr w:type="spellEnd"/>
       <w:r>
-        <w:t>&gt;&lt;![CDATA[For legal compliance, identity verification, and payout processing]]&gt;&lt;/</w:t>
+        <w:t>&gt;</w:t>
+      </w:r>
+      <w:proofErr w:type="gramStart"/>
+      <w:r>
+        <w:t>&lt;![</w:t>
+      </w:r>
+      <w:proofErr w:type="gramEnd"/>
+      <w:r>
+        <w:t>CDATA[For legal compliance, identity verification, and payout processing]]&gt;&lt;/</w:t>
       </w:r>
       <w:proofErr w:type="spellStart"/>
       <w:r>
@@ -21013,7 +22459,15 @@
       </w:r>
       <w:proofErr w:type="spellEnd"/>
       <w:r>
-        <w:t>&gt;&lt;![CDATA[To check your credit score]]&gt;&lt;/</w:t>
+        <w:t>&gt;</w:t>
+      </w:r>
+      <w:proofErr w:type="gramStart"/>
+      <w:r>
+        <w:t>&lt;![</w:t>
+      </w:r>
+      <w:proofErr w:type="gramEnd"/>
+      <w:r>
+        <w:t>CDATA[To check your credit score]]&gt;&lt;/</w:t>
       </w:r>
       <w:proofErr w:type="spellStart"/>
       <w:r>
@@ -21034,7 +22488,15 @@
       </w:r>
       <w:proofErr w:type="spellEnd"/>
       <w:r>
-        <w:t>&gt;&lt;![CDATA[To assess your ability to market products]]&gt;&lt;/</w:t>
+        <w:t>&gt;</w:t>
+      </w:r>
+      <w:proofErr w:type="gramStart"/>
+      <w:r>
+        <w:t>&lt;![</w:t>
+      </w:r>
+      <w:proofErr w:type="gramEnd"/>
+      <w:r>
+        <w:t>CDATA[To assess your ability to market products]]&gt;&lt;/</w:t>
       </w:r>
       <w:proofErr w:type="spellStart"/>
       <w:r>
@@ -21058,13 +22520,29 @@
     <w:p/>
     <w:p>
       <w:r>
-        <w:t xml:space="preserve">                &lt;!-- ===== SECTION 7: ORIENTATION VALIDITY &amp; NEXT STEPS ===== --&gt;</w:t>
+        <w:t xml:space="preserve">                </w:t>
+      </w:r>
+      <w:proofErr w:type="gramStart"/>
+      <w:r>
+        <w:t>&lt;!--</w:t>
+      </w:r>
+      <w:proofErr w:type="gramEnd"/>
+      <w:r>
+        <w:t xml:space="preserve"> ===== SECTION 7: ORIENTATION VALIDITY &amp; NEXT STEPS ===== --&gt;</w:t>
       </w:r>
     </w:p>
     <w:p/>
     <w:p>
       <w:r>
-        <w:t xml:space="preserve">                &lt;!-- Q18: Cloze Answer - Orientation Validity Period --&gt;</w:t>
+        <w:t xml:space="preserve">                </w:t>
+      </w:r>
+      <w:proofErr w:type="gramStart"/>
+      <w:r>
+        <w:t>&lt;!--</w:t>
+      </w:r>
+      <w:proofErr w:type="gramEnd"/>
+      <w:r>
+        <w:t xml:space="preserve"> Q18: Cloze Answer - Orientation Validity Period --&gt;</w:t>
       </w:r>
     </w:p>
     <w:p>
@@ -21090,7 +22568,15 @@
     </w:p>
     <w:p>
       <w:r>
-        <w:t xml:space="preserve">                    &lt;title&gt;&lt;![CDATA[How long is your Oriented status valid?]]&gt;&lt;/title&gt;</w:t>
+        <w:t xml:space="preserve">                    &lt;title&gt;</w:t>
+      </w:r>
+      <w:proofErr w:type="gramStart"/>
+      <w:r>
+        <w:t>&lt;![</w:t>
+      </w:r>
+      <w:proofErr w:type="gramEnd"/>
+      <w:r>
+        <w:t>CDATA[How long is your Oriented status valid?]]&gt;&lt;/title&gt;</w:t>
       </w:r>
     </w:p>
     <w:p>
@@ -21108,7 +22594,15 @@
       </w:r>
       <w:proofErr w:type="spellEnd"/>
       <w:r>
-        <w:t>&gt;&lt;![CDATA[Your "Oriented" status and certificate remain valid for {1000} days, after which you must redo the orientation if you want to continue accessing gated content.]]&gt;&lt;/</w:t>
+        <w:t>&gt;</w:t>
+      </w:r>
+      <w:proofErr w:type="gramStart"/>
+      <w:r>
+        <w:t>&lt;![</w:t>
+      </w:r>
+      <w:proofErr w:type="gramEnd"/>
+      <w:r>
+        <w:t>CDATA[Your "Oriented" status and certificate remain valid for {1000} days, after which you must redo the orientation if you want to continue accessing gated content.]]&gt;&lt;/</w:t>
       </w:r>
       <w:proofErr w:type="spellStart"/>
       <w:r>
@@ -21129,7 +22623,15 @@
       </w:r>
       <w:proofErr w:type="spellEnd"/>
       <w:r>
-        <w:t>&gt;&lt;![CDATA[Correct!]]&gt;&lt;/</w:t>
+        <w:t>&gt;</w:t>
+      </w:r>
+      <w:proofErr w:type="gramStart"/>
+      <w:r>
+        <w:t>&lt;![</w:t>
+      </w:r>
+      <w:proofErr w:type="gramEnd"/>
+      <w:r>
+        <w:t>CDATA[Correct!]]&gt;&lt;/</w:t>
       </w:r>
       <w:proofErr w:type="spellStart"/>
       <w:r>
@@ -21150,7 +22652,15 @@
       </w:r>
       <w:proofErr w:type="spellEnd"/>
       <w:r>
-        <w:t>&gt;&lt;![CDATA[The correct answer is 1000 days.]]&gt;&lt;/</w:t>
+        <w:t>&gt;</w:t>
+      </w:r>
+      <w:proofErr w:type="gramStart"/>
+      <w:r>
+        <w:t>&lt;![</w:t>
+      </w:r>
+      <w:proofErr w:type="gramEnd"/>
+      <w:r>
+        <w:t>CDATA[The correct answer is 1000 days.]]&gt;&lt;/</w:t>
       </w:r>
       <w:proofErr w:type="spellStart"/>
       <w:r>
@@ -21263,7 +22773,15 @@
     </w:p>
     <w:p>
       <w:r>
-        <w:t xml:space="preserve">                        &lt;answer points="1" correct="true"&gt;&lt;answerText&gt;&lt;![CDATA[1000]]&gt;&lt;/answerText&gt;&lt;/answer&gt;</w:t>
+        <w:t xml:space="preserve">                        &lt;answer points="1" correct="true"&gt;&lt;answerText&gt;</w:t>
+      </w:r>
+      <w:proofErr w:type="gramStart"/>
+      <w:r>
+        <w:t>&lt;![</w:t>
+      </w:r>
+      <w:proofErr w:type="gramEnd"/>
+      <w:r>
+        <w:t>CDATA[1000]]&gt;&lt;/answerText&gt;&lt;/answer&gt;</w:t>
       </w:r>
     </w:p>
     <w:p>
@@ -21279,7 +22797,15 @@
     <w:p/>
     <w:p>
       <w:r>
-        <w:t xml:space="preserve">                &lt;!-- Q19: Cloze Answer - Quiz Attempts Allowed --&gt;</w:t>
+        <w:t xml:space="preserve">                </w:t>
+      </w:r>
+      <w:proofErr w:type="gramStart"/>
+      <w:r>
+        <w:t>&lt;!--</w:t>
+      </w:r>
+      <w:proofErr w:type="gramEnd"/>
+      <w:r>
+        <w:t xml:space="preserve"> Q19: Cloze Answer - Quiz Attempts Allowed --&gt;</w:t>
       </w:r>
     </w:p>
     <w:p>
@@ -21305,7 +22831,15 @@
     </w:p>
     <w:p>
       <w:r>
-        <w:t xml:space="preserve">                    &lt;title&gt;&lt;![CDATA[How many times can you retake this assessment?]]&gt;&lt;/title&gt;</w:t>
+        <w:t xml:space="preserve">                    &lt;title&gt;</w:t>
+      </w:r>
+      <w:proofErr w:type="gramStart"/>
+      <w:r>
+        <w:t>&lt;![</w:t>
+      </w:r>
+      <w:proofErr w:type="gramEnd"/>
+      <w:r>
+        <w:t>CDATA[How many times can you retake this assessment?]]&gt;&lt;/title&gt;</w:t>
       </w:r>
     </w:p>
     <w:p>
@@ -21323,7 +22857,15 @@
       </w:r>
       <w:proofErr w:type="spellEnd"/>
       <w:r>
-        <w:t>&gt;&lt;![CDATA[You are allowed {unlimited} attempts to complete this assessment. There is no limit on how many times you can retake it.]]&gt;&lt;/</w:t>
+        <w:t>&gt;</w:t>
+      </w:r>
+      <w:proofErr w:type="gramStart"/>
+      <w:r>
+        <w:t>&lt;![</w:t>
+      </w:r>
+      <w:proofErr w:type="gramEnd"/>
+      <w:r>
+        <w:t>CDATA[You are allowed {unlimited} attempts to complete this assessment. There is no limit on how many times you can retake it.]]&gt;&lt;/</w:t>
       </w:r>
       <w:proofErr w:type="spellStart"/>
       <w:r>
@@ -21344,7 +22886,15 @@
       </w:r>
       <w:proofErr w:type="spellEnd"/>
       <w:r>
-        <w:t>&gt;&lt;![CDATA[Correct! Unlimited retakes are allowed.]]&gt;&lt;/</w:t>
+        <w:t>&gt;</w:t>
+      </w:r>
+      <w:proofErr w:type="gramStart"/>
+      <w:r>
+        <w:t>&lt;![</w:t>
+      </w:r>
+      <w:proofErr w:type="gramEnd"/>
+      <w:r>
+        <w:t>CDATA[Correct! Unlimited retakes are allowed.]]&gt;&lt;/</w:t>
       </w:r>
       <w:proofErr w:type="spellStart"/>
       <w:r>
@@ -21365,7 +22915,15 @@
       </w:r>
       <w:proofErr w:type="spellEnd"/>
       <w:r>
-        <w:t>&gt;&lt;![CDATA[The correct answer is unlimited.]]&gt;&lt;/</w:t>
+        <w:t>&gt;</w:t>
+      </w:r>
+      <w:proofErr w:type="gramStart"/>
+      <w:r>
+        <w:t>&lt;![</w:t>
+      </w:r>
+      <w:proofErr w:type="gramEnd"/>
+      <w:r>
+        <w:t>CDATA[The correct answer is unlimited.]]&gt;&lt;/</w:t>
       </w:r>
       <w:proofErr w:type="spellStart"/>
       <w:r>
@@ -21477,7 +23035,15 @@
     </w:p>
     <w:p>
       <w:r>
-        <w:t xml:space="preserve">                        &lt;answer points="1" correct="true"&gt;&lt;answerText&gt;&lt;![CDATA[unlimited]]&gt;&lt;/answerText&gt;&lt;/answer&gt;</w:t>
+        <w:t xml:space="preserve">                        &lt;answer points="1" correct="true"&gt;&lt;answerText&gt;</w:t>
+      </w:r>
+      <w:proofErr w:type="gramStart"/>
+      <w:r>
+        <w:t>&lt;![</w:t>
+      </w:r>
+      <w:proofErr w:type="gramEnd"/>
+      <w:r>
+        <w:t>CDATA[unlimited]]&gt;&lt;/answerText&gt;&lt;/answer&gt;</w:t>
       </w:r>
     </w:p>
     <w:p>
@@ -21493,7 +23059,15 @@
     <w:p/>
     <w:p>
       <w:r>
-        <w:t xml:space="preserve">                &lt;!-- Q20: Single Choice - Next Step After Passing --&gt;</w:t>
+        <w:t xml:space="preserve">                </w:t>
+      </w:r>
+      <w:proofErr w:type="gramStart"/>
+      <w:r>
+        <w:t>&lt;!--</w:t>
+      </w:r>
+      <w:proofErr w:type="gramEnd"/>
+      <w:r>
+        <w:t xml:space="preserve"> Q20: Single Choice - Next Step After Passing --&gt;</w:t>
       </w:r>
     </w:p>
     <w:p>
@@ -21511,7 +23085,15 @@
     </w:p>
     <w:p>
       <w:r>
-        <w:t xml:space="preserve">                    &lt;title&gt;&lt;![CDATA[What happens after you pass the orientation assessment?]]&gt;&lt;/title&gt;</w:t>
+        <w:t xml:space="preserve">                    &lt;title&gt;</w:t>
+      </w:r>
+      <w:proofErr w:type="gramStart"/>
+      <w:r>
+        <w:t>&lt;![</w:t>
+      </w:r>
+      <w:proofErr w:type="gramEnd"/>
+      <w:r>
+        <w:t>CDATA[What happens after you pass the orientation assessment?]]&gt;&lt;/title&gt;</w:t>
       </w:r>
     </w:p>
     <w:p>
@@ -21530,7 +23112,15 @@
       </w:r>
       <w:proofErr w:type="spellEnd"/>
       <w:r>
-        <w:t>&gt;&lt;![CDATA[What is your next step after successfully completing the orientation assessment?]]&gt;&lt;/</w:t>
+        <w:t>&gt;</w:t>
+      </w:r>
+      <w:proofErr w:type="gramStart"/>
+      <w:r>
+        <w:t>&lt;![</w:t>
+      </w:r>
+      <w:proofErr w:type="gramEnd"/>
+      <w:r>
+        <w:t>CDATA[What is your next step after successfully completing the orientation assessment?]]&gt;&lt;/</w:t>
       </w:r>
       <w:proofErr w:type="spellStart"/>
       <w:r>
@@ -21551,7 +23141,15 @@
       </w:r>
       <w:proofErr w:type="spellEnd"/>
       <w:r>
-        <w:t>&gt;&lt;![CDATA[Correct! You unlock the Courses Landing Page where you can select Health &amp; Safety or BUS1300.]]&gt;&lt;/</w:t>
+        <w:t>&gt;</w:t>
+      </w:r>
+      <w:proofErr w:type="gramStart"/>
+      <w:r>
+        <w:t>&lt;![</w:t>
+      </w:r>
+      <w:proofErr w:type="gramEnd"/>
+      <w:r>
+        <w:t>CDATA[Correct! You unlock the Courses Landing Page where you can select Health &amp; Safety or BUS1300.]]&gt;&lt;/</w:t>
       </w:r>
       <w:proofErr w:type="spellStart"/>
       <w:r>
@@ -21572,7 +23170,15 @@
       </w:r>
       <w:proofErr w:type="spellEnd"/>
       <w:r>
-        <w:t>&gt;&lt;![CDATA[Review Lesson 7: Completion, Certification &amp; Next Steps.]]&gt;&lt;/</w:t>
+        <w:t>&gt;</w:t>
+      </w:r>
+      <w:proofErr w:type="gramStart"/>
+      <w:r>
+        <w:t>&lt;![</w:t>
+      </w:r>
+      <w:proofErr w:type="gramEnd"/>
+      <w:r>
+        <w:t>CDATA[Review Lesson 7: Completion, Certification &amp; Next Steps.]]&gt;&lt;/</w:t>
       </w:r>
       <w:proofErr w:type="spellStart"/>
       <w:r>
@@ -21692,7 +23298,15 @@
       </w:r>
       <w:proofErr w:type="spellEnd"/>
       <w:r>
-        <w:t>&gt;&lt;![CDATA[Wait for admin approval]]&gt;&lt;/</w:t>
+        <w:t>&gt;</w:t>
+      </w:r>
+      <w:proofErr w:type="gramStart"/>
+      <w:r>
+        <w:t>&lt;![</w:t>
+      </w:r>
+      <w:proofErr w:type="gramEnd"/>
+      <w:r>
+        <w:t>CDATA[Wait for admin approval]]&gt;&lt;/</w:t>
       </w:r>
       <w:proofErr w:type="spellStart"/>
       <w:r>
@@ -21713,7 +23327,15 @@
       </w:r>
       <w:proofErr w:type="spellEnd"/>
       <w:r>
-        <w:t>&gt;&lt;![CDATA[Receive your "Oriented" badge/certificate and unlock the Courses Landing Page to select your next course]]&gt;&lt;/</w:t>
+        <w:t>&gt;</w:t>
+      </w:r>
+      <w:proofErr w:type="gramStart"/>
+      <w:r>
+        <w:t>&lt;![</w:t>
+      </w:r>
+      <w:proofErr w:type="gramEnd"/>
+      <w:r>
+        <w:t>CDATA[Receive your "Oriented" badge/certificate and unlock the Courses Landing Page to select your next course]]&gt;&lt;/</w:t>
       </w:r>
       <w:proofErr w:type="spellStart"/>
       <w:r>
@@ -21734,7 +23356,15 @@
       </w:r>
       <w:proofErr w:type="spellEnd"/>
       <w:r>
-        <w:t xml:space="preserve">&gt;&lt;![CDATA[Automatically </w:t>
+        <w:t>&gt;</w:t>
+      </w:r>
+      <w:proofErr w:type="gramStart"/>
+      <w:r>
+        <w:t>&lt;![</w:t>
+      </w:r>
+      <w:proofErr w:type="gramEnd"/>
+      <w:r>
+        <w:t xml:space="preserve">CDATA[Automatically </w:t>
       </w:r>
       <w:proofErr w:type="spellStart"/>
       <w:r>
@@ -21763,7 +23393,15 @@
       </w:r>
       <w:proofErr w:type="spellEnd"/>
       <w:r>
-        <w:t>&gt;&lt;![CDATA[Take a second orientation quiz]]&gt;&lt;/</w:t>
+        <w:t>&gt;</w:t>
+      </w:r>
+      <w:proofErr w:type="gramStart"/>
+      <w:r>
+        <w:t>&lt;![</w:t>
+      </w:r>
+      <w:proofErr w:type="gramEnd"/>
+      <w:r>
+        <w:t>CDATA[Take a second orientation quiz]]&gt;&lt;/</w:t>
       </w:r>
       <w:proofErr w:type="spellStart"/>
       <w:r>
@@ -21806,7 +23444,15 @@
       </w:r>
       <w:proofErr w:type="spellEnd"/>
       <w:r>
-        <w:t>&gt;&lt;![CDATA[Registration &amp; Orientation Assessment]]&gt;&lt;/</w:t>
+        <w:t>&gt;</w:t>
+      </w:r>
+      <w:proofErr w:type="gramStart"/>
+      <w:r>
+        <w:t>&lt;![</w:t>
+      </w:r>
+      <w:proofErr w:type="gramEnd"/>
+      <w:r>
+        <w:t>CDATA[Registration &amp; Orientation Assessment]]&gt;&lt;/</w:t>
       </w:r>
       <w:proofErr w:type="spellStart"/>
       <w:r>
@@ -21827,7 +23473,15 @@
       </w:r>
       <w:proofErr w:type="spellEnd"/>
       <w:r>
-        <w:t xml:space="preserve">&gt;&lt;![CDATA[&lt;!-- </w:t>
+        <w:t>&gt;</w:t>
+      </w:r>
+      <w:proofErr w:type="gramStart"/>
+      <w:r>
+        <w:t>&lt;![</w:t>
+      </w:r>
+      <w:proofErr w:type="gramEnd"/>
+      <w:r>
+        <w:t xml:space="preserve">CDATA[&lt;!-- </w:t>
       </w:r>
       <w:proofErr w:type="spellStart"/>
       <w:r>
@@ -21844,8 +23498,13 @@
       </w:r>
     </w:p>
     <w:p>
-      <w:r>
-        <w:t>&lt;!-- /</w:t>
+      <w:proofErr w:type="gramStart"/>
+      <w:r>
+        <w:t>&lt;!--</w:t>
+      </w:r>
+      <w:proofErr w:type="gramEnd"/>
+      <w:r>
+        <w:t xml:space="preserve"> /</w:t>
       </w:r>
       <w:proofErr w:type="spellStart"/>
       <w:r>
@@ -21858,8 +23517,13 @@
     </w:p>
     <w:p/>
     <w:p>
-      <w:r>
-        <w:t xml:space="preserve">&lt;!-- </w:t>
+      <w:proofErr w:type="gramStart"/>
+      <w:r>
+        <w:t>&lt;!--</w:t>
+      </w:r>
+      <w:proofErr w:type="gramEnd"/>
+      <w:r>
+        <w:t xml:space="preserve"> </w:t>
       </w:r>
       <w:proofErr w:type="spellStart"/>
       <w:r>
@@ -21873,12 +23537,25 @@
     <w:p>
       <w:r>
         <w:lastRenderedPageBreak/>
-        <w:t>&lt;p&gt;This assessment verifies that you understand the subscription, gating, support, bylaws, and affiliate program fundamentals covered in the orientation lessons.&lt;/p&gt;</w:t>
-      </w:r>
-    </w:p>
-    <w:p>
-      <w:r>
-        <w:t>&lt;!-- /</w:t>
+        <w:t xml:space="preserve">&lt;p&gt;This assessment verifies that you understand the subscription, gating, support, bylaws, and affiliate program fundamentals covered in the orientation </w:t>
+      </w:r>
+      <w:proofErr w:type="gramStart"/>
+      <w:r>
+        <w:t>lessons.&lt;</w:t>
+      </w:r>
+      <w:proofErr w:type="gramEnd"/>
+      <w:r>
+        <w:t>/p&gt;</w:t>
+      </w:r>
+    </w:p>
+    <w:p>
+      <w:proofErr w:type="gramStart"/>
+      <w:r>
+        <w:t>&lt;!--</w:t>
+      </w:r>
+      <w:proofErr w:type="gramEnd"/>
+      <w:r>
+        <w:t xml:space="preserve"> /</w:t>
       </w:r>
       <w:proofErr w:type="spellStart"/>
       <w:r>
@@ -21891,8 +23568,13 @@
     </w:p>
     <w:p/>
     <w:p>
-      <w:r>
-        <w:t xml:space="preserve">&lt;!-- </w:t>
+      <w:proofErr w:type="gramStart"/>
+      <w:r>
+        <w:t>&lt;!--</w:t>
+      </w:r>
+      <w:proofErr w:type="gramEnd"/>
+      <w:r>
+        <w:t xml:space="preserve"> </w:t>
       </w:r>
       <w:proofErr w:type="spellStart"/>
       <w:r>
@@ -21909,8 +23591,13 @@
       </w:r>
     </w:p>
     <w:p>
-      <w:r>
-        <w:t>&lt;!-- /</w:t>
+      <w:proofErr w:type="gramStart"/>
+      <w:r>
+        <w:t>&lt;!--</w:t>
+      </w:r>
+      <w:proofErr w:type="gramEnd"/>
+      <w:r>
+        <w:t xml:space="preserve"> /</w:t>
       </w:r>
       <w:proofErr w:type="spellStart"/>
       <w:r>
@@ -21923,8 +23610,13 @@
     </w:p>
     <w:p/>
     <w:p>
-      <w:r>
-        <w:t xml:space="preserve">&lt;!-- </w:t>
+      <w:proofErr w:type="gramStart"/>
+      <w:r>
+        <w:t>&lt;!--</w:t>
+      </w:r>
+      <w:proofErr w:type="gramEnd"/>
+      <w:r>
+        <w:t xml:space="preserve"> </w:t>
       </w:r>
       <w:proofErr w:type="spellStart"/>
       <w:r>
@@ -21941,8 +23633,13 @@
       </w:r>
     </w:p>
     <w:p>
-      <w:r>
-        <w:t>&lt;!-- /</w:t>
+      <w:proofErr w:type="gramStart"/>
+      <w:r>
+        <w:t>&lt;!--</w:t>
+      </w:r>
+      <w:proofErr w:type="gramEnd"/>
+      <w:r>
+        <w:t xml:space="preserve"> /</w:t>
       </w:r>
       <w:proofErr w:type="spellStart"/>
       <w:r>
@@ -21955,8 +23652,13 @@
     </w:p>
     <w:p/>
     <w:p>
-      <w:r>
-        <w:t xml:space="preserve">&lt;!-- </w:t>
+      <w:proofErr w:type="gramStart"/>
+      <w:r>
+        <w:t>&lt;!--</w:t>
+      </w:r>
+      <w:proofErr w:type="gramEnd"/>
+      <w:r>
+        <w:t xml:space="preserve"> </w:t>
       </w:r>
       <w:proofErr w:type="spellStart"/>
       <w:r>
@@ -21973,8 +23675,13 @@
       </w:r>
     </w:p>
     <w:p>
-      <w:r>
-        <w:t>&lt;!-- /</w:t>
+      <w:proofErr w:type="gramStart"/>
+      <w:r>
+        <w:t>&lt;!--</w:t>
+      </w:r>
+      <w:proofErr w:type="gramEnd"/>
+      <w:r>
+        <w:t xml:space="preserve"> /</w:t>
       </w:r>
       <w:proofErr w:type="spellStart"/>
       <w:r>
@@ -21987,8 +23694,13 @@
     </w:p>
     <w:p/>
     <w:p>
-      <w:r>
-        <w:t xml:space="preserve">&lt;!-- </w:t>
+      <w:proofErr w:type="gramStart"/>
+      <w:r>
+        <w:t>&lt;!--</w:t>
+      </w:r>
+      <w:proofErr w:type="gramEnd"/>
+      <w:r>
+        <w:t xml:space="preserve"> </w:t>
       </w:r>
       <w:proofErr w:type="spellStart"/>
       <w:r>
@@ -22005,8 +23717,13 @@
       </w:r>
     </w:p>
     <w:p>
-      <w:r>
-        <w:t>&lt;!-- /</w:t>
+      <w:proofErr w:type="gramStart"/>
+      <w:r>
+        <w:t>&lt;!--</w:t>
+      </w:r>
+      <w:proofErr w:type="gramEnd"/>
+      <w:r>
+        <w:t xml:space="preserve"> /</w:t>
       </w:r>
       <w:proofErr w:type="spellStart"/>
       <w:r>
@@ -22019,8 +23736,13 @@
     </w:p>
     <w:p/>
     <w:p>
-      <w:r>
-        <w:t xml:space="preserve">&lt;!-- </w:t>
+      <w:proofErr w:type="gramStart"/>
+      <w:r>
+        <w:t>&lt;!--</w:t>
+      </w:r>
+      <w:proofErr w:type="gramEnd"/>
+      <w:r>
+        <w:t xml:space="preserve"> </w:t>
       </w:r>
       <w:proofErr w:type="spellStart"/>
       <w:r>
@@ -22037,8 +23759,13 @@
       </w:r>
     </w:p>
     <w:p>
-      <w:r>
-        <w:t>&lt;!-- /</w:t>
+      <w:proofErr w:type="gramStart"/>
+      <w:r>
+        <w:t>&lt;!--</w:t>
+      </w:r>
+      <w:proofErr w:type="gramEnd"/>
+      <w:r>
+        <w:t xml:space="preserve"> /</w:t>
       </w:r>
       <w:proofErr w:type="spellStart"/>
       <w:r>
@@ -22051,8 +23778,13 @@
     </w:p>
     <w:p/>
     <w:p>
-      <w:r>
-        <w:t xml:space="preserve">&lt;!-- </w:t>
+      <w:proofErr w:type="gramStart"/>
+      <w:r>
+        <w:t>&lt;!--</w:t>
+      </w:r>
+      <w:proofErr w:type="gramEnd"/>
+      <w:r>
+        <w:t xml:space="preserve"> </w:t>
       </w:r>
       <w:proofErr w:type="spellStart"/>
       <w:r>
@@ -22069,8 +23801,13 @@
       </w:r>
     </w:p>
     <w:p>
-      <w:r>
-        <w:t>&lt;!-- /</w:t>
+      <w:proofErr w:type="gramStart"/>
+      <w:r>
+        <w:t>&lt;!--</w:t>
+      </w:r>
+      <w:proofErr w:type="gramEnd"/>
+      <w:r>
+        <w:t xml:space="preserve"> /</w:t>
       </w:r>
       <w:proofErr w:type="spellStart"/>
       <w:r>
@@ -22083,8 +23820,13 @@
     </w:p>
     <w:p/>
     <w:p>
-      <w:r>
-        <w:t xml:space="preserve">&lt;!-- </w:t>
+      <w:proofErr w:type="gramStart"/>
+      <w:r>
+        <w:t>&lt;!--</w:t>
+      </w:r>
+      <w:proofErr w:type="gramEnd"/>
+      <w:r>
+        <w:t xml:space="preserve"> </w:t>
       </w:r>
       <w:proofErr w:type="spellStart"/>
       <w:r>
@@ -22100,17 +23842,27 @@
         <w:t xml:space="preserve">&lt;p&gt;Good luck! Let's get you oriented and ready to grow on </w:t>
       </w:r>
       <w:proofErr w:type="spellStart"/>
+      <w:proofErr w:type="gramStart"/>
       <w:r>
         <w:t>Buzzjuice</w:t>
       </w:r>
       <w:proofErr w:type="spellEnd"/>
       <w:r>
-        <w:t>.&lt;/p&gt;</w:t>
-      </w:r>
-    </w:p>
-    <w:p>
-      <w:r>
-        <w:t>&lt;!-- /</w:t>
+        <w:t>.&lt;</w:t>
+      </w:r>
+      <w:proofErr w:type="gramEnd"/>
+      <w:r>
+        <w:t>/p&gt;</w:t>
+      </w:r>
+    </w:p>
+    <w:p>
+      <w:proofErr w:type="gramStart"/>
+      <w:r>
+        <w:t>&lt;!--</w:t>
+      </w:r>
+      <w:proofErr w:type="gramEnd"/>
+      <w:r>
+        <w:t xml:space="preserve"> /</w:t>
       </w:r>
       <w:proofErr w:type="spellStart"/>
       <w:r>
@@ -22158,7 +23910,15 @@
       </w:r>
       <w:proofErr w:type="spellEnd"/>
       <w:r>
-        <w:t>&gt;&lt;![CDATA[_</w:t>
+        <w:t>&gt;</w:t>
+      </w:r>
+      <w:proofErr w:type="gramStart"/>
+      <w:r>
+        <w:t>&lt;![</w:t>
+      </w:r>
+      <w:proofErr w:type="gramEnd"/>
+      <w:r>
+        <w:t>CDATA[_</w:t>
       </w:r>
       <w:proofErr w:type="spellStart"/>
       <w:r>
@@ -22223,7 +23983,15 @@
       </w:r>
       <w:proofErr w:type="spellEnd"/>
       <w:r>
-        <w:t>&gt;&lt;![CDATA[_</w:t>
+        <w:t>&gt;</w:t>
+      </w:r>
+      <w:proofErr w:type="gramStart"/>
+      <w:r>
+        <w:t>&lt;![</w:t>
+      </w:r>
+      <w:proofErr w:type="gramEnd"/>
+      <w:r>
+        <w:t>CDATA[_</w:t>
       </w:r>
       <w:proofErr w:type="spellStart"/>
       <w:r>
@@ -22252,7 +24020,15 @@
       </w:r>
       <w:proofErr w:type="spellEnd"/>
       <w:r>
-        <w:t>&gt;&lt;![CDATA[["0"]]]&gt;&lt;/</w:t>
+        <w:t>&gt;</w:t>
+      </w:r>
+      <w:proofErr w:type="gramStart"/>
+      <w:r>
+        <w:t>&lt;![</w:t>
+      </w:r>
+      <w:proofErr w:type="gramEnd"/>
+      <w:r>
+        <w:t>CDATA[["0"]]]&gt;&lt;/</w:t>
       </w:r>
       <w:proofErr w:type="spellStart"/>
       <w:r>
@@ -22300,7 +24076,15 @@
       </w:r>
       <w:proofErr w:type="spellEnd"/>
       <w:r>
-        <w:t>&gt;&lt;![CDATA[_</w:t>
+        <w:t>&gt;</w:t>
+      </w:r>
+      <w:proofErr w:type="gramStart"/>
+      <w:r>
+        <w:t>&lt;![</w:t>
+      </w:r>
+      <w:proofErr w:type="gramEnd"/>
+      <w:r>
+        <w:t>CDATA[_</w:t>
       </w:r>
       <w:proofErr w:type="spellStart"/>
       <w:r>
@@ -22329,7 +24113,15 @@
       </w:r>
       <w:proofErr w:type="spellEnd"/>
       <w:r>
-        <w:t>&gt;&lt;![CDATA[["1"]]]&gt;&lt;/</w:t>
+        <w:t>&gt;</w:t>
+      </w:r>
+      <w:proofErr w:type="gramStart"/>
+      <w:r>
+        <w:t>&lt;![</w:t>
+      </w:r>
+      <w:proofErr w:type="gramEnd"/>
+      <w:r>
+        <w:t>CDATA[["1"]]]&gt;&lt;/</w:t>
       </w:r>
       <w:proofErr w:type="spellStart"/>
       <w:r>
@@ -31094,6 +32886,7 @@
   <w:style w:type="character" w:default="1" w:styleId="DefaultParagraphFont">
     <w:name w:val="Default Paragraph Font"/>
     <w:uiPriority w:val="1"/>
+    <w:semiHidden/>
     <w:unhideWhenUsed/>
   </w:style>
   <w:style w:type="table" w:default="1" w:styleId="TableNormal">
